--- a/DOCS_DA_CONVERTIRE/chiesasbene_it.docx
+++ b/DOCS_DA_CONVERTIRE/chiesasbene_it.docx
@@ -103,6 +103,11 @@
     </w:p>
     <w:p>
       <w:pPr>
+        <w:ind w:left="720"/>
+      </w:pPr>
+    </w:p>
+    <w:p>
+      <w:pPr>
         <w:numPr>
           <w:ilvl w:val="0"/>
           <w:numId w:val="1"/>
@@ -171,36 +176,18 @@
           <w:b/>
           <w:bCs/>
         </w:rPr>
-        <w:t xml:space="preserve">Giacomo </w:t>
-      </w:r>
-      <w:proofErr w:type="spellStart"/>
+        <w:t>Giacomo Cavedoni</w:t>
+      </w:r>
+      <w:r>
+        <w:t>, </w:t>
+      </w:r>
       <w:r>
         <w:rPr>
           <w:b/>
           <w:bCs/>
         </w:rPr>
-        <w:t>Cavedoni</w:t>
-      </w:r>
-      <w:proofErr w:type="spellEnd"/>
-      <w:r>
-        <w:t>, </w:t>
-      </w:r>
-      <w:r>
-        <w:rPr>
-          <w:b/>
-          <w:bCs/>
-        </w:rPr>
-        <w:t xml:space="preserve">Alessandro </w:t>
-      </w:r>
-      <w:proofErr w:type="spellStart"/>
-      <w:r>
-        <w:rPr>
-          <w:b/>
-          <w:bCs/>
-        </w:rPr>
-        <w:t>Tiarini</w:t>
-      </w:r>
-      <w:proofErr w:type="spellEnd"/>
+        <w:t>Alessandro Tiarini</w:t>
+      </w:r>
       <w:r>
         <w:t> e </w:t>
       </w:r>
@@ -219,317 +206,415 @@
       <w:r>
         <w:t>In sintesi, l'aspetto attuale della chiesa è il risultato della ricostruzione seicentesca e del radicale riorientamento di fine Ottocento, quando fu "girata" per affacciarsi sulla moderna Via Indipendenza.</w:t>
       </w:r>
-    </w:p>
-    <w:p>
-      <w:pPr>
+      <w:r>
+        <w:br/>
+      </w:r>
+      <w:r>
+        <w:br/>
+      </w:r>
+      <w:r>
         <w:rPr>
           <w:b/>
           <w:bCs/>
         </w:rPr>
-      </w:pPr>
-      <w:r>
-        <w:rPr>
-          <w:b/>
-          <w:bCs/>
-        </w:rPr>
-        <w:t>Fonti Storiche per la Chiesa di San Benedetto</w:t>
+        <w:t>Curiosità e Aneddoti:</w:t>
+      </w:r>
+      <w:r>
+        <w:t xml:space="preserve"> Oltre alla sua rilevanza architettonica, la chiesa custodisce storie singolari. La trasformazione del 1892 rappresentò un vero e proprio "ribaltamento" urbanistico: l'originario ingresso su Via Galliera divenne la parete di fondo dell'altare, mentre l'abside fu demolita per far spazio alla nuova facciata su Via Indipendenza. Inoltre, il complesso era storicamente gestito dai Frati Minimi (detti "Paolotti"), famosi a Bologna per la loro rigida regola alimentare che vietava carne e derivati, costringendoli a inventare ingegnose ricette di magro nel cuore della città gastronomica per eccellenza. Nonostante i gravissimi bombardamenti che colpirono la zona nel 1943, le preziose tele interne si salvarono miracolosamente.</w:t>
       </w:r>
     </w:p>
     <w:p>
-      <w:r>
-        <w:t> </w:t>
+      <w:pPr>
+        <w:pStyle w:val="Titolo2"/>
+      </w:pPr>
+      <w:r>
+        <w:lastRenderedPageBreak/>
+        <w:t>Tabella delle Fonti / Sources Table</w:t>
       </w:r>
     </w:p>
+    <w:tbl>
+      <w:tblPr>
+        <w:tblW w:w="9360" w:type="dxa"/>
+        <w:tblBorders>
+          <w:top w:val="single" w:sz="6" w:space="0" w:color="000000"/>
+          <w:left w:val="single" w:sz="6" w:space="0" w:color="000000"/>
+          <w:bottom w:val="single" w:sz="6" w:space="0" w:color="000000"/>
+          <w:right w:val="single" w:sz="6" w:space="0" w:color="000000"/>
+          <w:insideH w:val="single" w:sz="6" w:space="0" w:color="000000"/>
+          <w:insideV w:val="single" w:sz="6" w:space="0" w:color="000000"/>
+        </w:tblBorders>
+        <w:tblLayout w:type="fixed"/>
+        <w:tblLook w:val="0600" w:firstRow="0" w:lastRow="0" w:firstColumn="0" w:lastColumn="0" w:noHBand="1" w:noVBand="1"/>
+      </w:tblPr>
+      <w:tblGrid>
+        <w:gridCol w:w="3120"/>
+        <w:gridCol w:w="3120"/>
+        <w:gridCol w:w="3120"/>
+      </w:tblGrid>
+      <w:tr>
+        <w:trPr>
+          <w:tblHeader/>
+        </w:trPr>
+        <w:tc>
+          <w:tcPr>
+            <w:tcW w:w="3120" w:type="dxa"/>
+            <w:shd w:val="clear" w:color="auto" w:fill="F2F2F2"/>
+            <w:tcMar>
+              <w:top w:w="75" w:type="dxa"/>
+              <w:left w:w="75" w:type="dxa"/>
+              <w:bottom w:w="75" w:type="dxa"/>
+              <w:right w:w="75" w:type="dxa"/>
+            </w:tcMar>
+          </w:tcPr>
+          <w:p>
+            <w:pPr>
+              <w:pBdr>
+                <w:top w:val="nil"/>
+                <w:left w:val="nil"/>
+                <w:bottom w:val="nil"/>
+                <w:right w:val="nil"/>
+                <w:between w:val="nil"/>
+              </w:pBdr>
+              <w:rPr>
+                <w:b/>
+                <w:bCs/>
+              </w:rPr>
+            </w:pPr>
+            <w:r>
+              <w:rPr>
+                <w:b/>
+                <w:bCs/>
+              </w:rPr>
+              <w:t>Ente / Fonte Istituzionale</w:t>
+            </w:r>
+          </w:p>
+        </w:tc>
+        <w:tc>
+          <w:tcPr>
+            <w:tcW w:w="3120" w:type="dxa"/>
+            <w:shd w:val="clear" w:color="auto" w:fill="F2F2F2"/>
+            <w:tcMar>
+              <w:top w:w="75" w:type="dxa"/>
+              <w:left w:w="75" w:type="dxa"/>
+              <w:bottom w:w="75" w:type="dxa"/>
+              <w:right w:w="75" w:type="dxa"/>
+            </w:tcMar>
+          </w:tcPr>
+          <w:p>
+            <w:pPr>
+              <w:pBdr>
+                <w:top w:val="nil"/>
+                <w:left w:val="nil"/>
+                <w:bottom w:val="nil"/>
+                <w:right w:val="nil"/>
+                <w:between w:val="nil"/>
+              </w:pBdr>
+              <w:rPr>
+                <w:b/>
+                <w:bCs/>
+              </w:rPr>
+            </w:pPr>
+            <w:r>
+              <w:rPr>
+                <w:b/>
+                <w:bCs/>
+              </w:rPr>
+              <w:t>Dettaglio dell'Informazione Certificata</w:t>
+            </w:r>
+          </w:p>
+        </w:tc>
+        <w:tc>
+          <w:tcPr>
+            <w:tcW w:w="3120" w:type="dxa"/>
+            <w:shd w:val="clear" w:color="auto" w:fill="F2F2F2"/>
+            <w:tcMar>
+              <w:top w:w="75" w:type="dxa"/>
+              <w:left w:w="75" w:type="dxa"/>
+              <w:bottom w:w="75" w:type="dxa"/>
+              <w:right w:w="75" w:type="dxa"/>
+            </w:tcMar>
+          </w:tcPr>
+          <w:p>
+            <w:pPr>
+              <w:pBdr>
+                <w:top w:val="nil"/>
+                <w:left w:val="nil"/>
+                <w:bottom w:val="nil"/>
+                <w:right w:val="nil"/>
+                <w:between w:val="nil"/>
+              </w:pBdr>
+              <w:rPr>
+                <w:b/>
+                <w:bCs/>
+              </w:rPr>
+            </w:pPr>
+            <w:r>
+              <w:rPr>
+                <w:b/>
+                <w:bCs/>
+              </w:rPr>
+              <w:t>Riferimento / Ambito di Verifica</w:t>
+            </w:r>
+          </w:p>
+          <w:p>
+            <w:pPr>
+              <w:pBdr>
+                <w:top w:val="nil"/>
+                <w:left w:val="nil"/>
+                <w:bottom w:val="nil"/>
+                <w:right w:val="nil"/>
+                <w:between w:val="nil"/>
+              </w:pBdr>
+            </w:pPr>
+            <w:r>
+              <w:t xml:space="preserve"> </w:t>
+            </w:r>
+          </w:p>
+        </w:tc>
+      </w:tr>
+      <w:tr>
+        <w:tc>
+          <w:tcPr>
+            <w:tcW w:w="3120" w:type="dxa"/>
+            <w:tcMar>
+              <w:top w:w="75" w:type="dxa"/>
+              <w:left w:w="75" w:type="dxa"/>
+              <w:bottom w:w="75" w:type="dxa"/>
+              <w:right w:w="75" w:type="dxa"/>
+            </w:tcMar>
+          </w:tcPr>
+          <w:p>
+            <w:pPr>
+              <w:pBdr>
+                <w:top w:val="nil"/>
+                <w:left w:val="nil"/>
+                <w:bottom w:val="nil"/>
+                <w:right w:val="nil"/>
+                <w:between w:val="nil"/>
+              </w:pBdr>
+            </w:pPr>
+            <w:r>
+              <w:t>Origine di Bologna</w:t>
+            </w:r>
+          </w:p>
+        </w:tc>
+        <w:tc>
+          <w:tcPr>
+            <w:tcW w:w="3120" w:type="dxa"/>
+            <w:tcMar>
+              <w:top w:w="75" w:type="dxa"/>
+              <w:left w:w="75" w:type="dxa"/>
+              <w:bottom w:w="75" w:type="dxa"/>
+              <w:right w:w="75" w:type="dxa"/>
+            </w:tcMar>
+          </w:tcPr>
+          <w:p>
+            <w:pPr>
+              <w:pBdr>
+                <w:top w:val="nil"/>
+                <w:left w:val="nil"/>
+                <w:bottom w:val="nil"/>
+                <w:right w:val="nil"/>
+                <w:between w:val="nil"/>
+              </w:pBdr>
+            </w:pPr>
+            <w:r>
+              <w:t>Documentazione dell'evoluzione urbanistica di Via dell'Indipendenza e del radicale riorientamento della chiesa (anno 1892), con inversione della facciata dall'asse originario di Via Galliera per affacciarsi sulla neonata Via Indipendenza.</w:t>
+            </w:r>
+          </w:p>
+        </w:tc>
+        <w:tc>
+          <w:tcPr>
+            <w:tcW w:w="3120" w:type="dxa"/>
+            <w:tcMar>
+              <w:top w:w="75" w:type="dxa"/>
+              <w:left w:w="75" w:type="dxa"/>
+              <w:bottom w:w="75" w:type="dxa"/>
+              <w:right w:w="75" w:type="dxa"/>
+            </w:tcMar>
+          </w:tcPr>
+          <w:p>
+            <w:pPr>
+              <w:pBdr>
+                <w:top w:val="nil"/>
+                <w:left w:val="nil"/>
+                <w:bottom w:val="nil"/>
+                <w:right w:val="nil"/>
+                <w:between w:val="nil"/>
+              </w:pBdr>
+            </w:pPr>
+            <w:r>
+              <w:t>Scheda storico-topografica ufficiale e studi sulla trasformazione urbana di fine Ottocento.</w:t>
+            </w:r>
+          </w:p>
+        </w:tc>
+      </w:tr>
+      <w:tr>
+        <w:tc>
+          <w:tcPr>
+            <w:tcW w:w="3120" w:type="dxa"/>
+            <w:tcMar>
+              <w:top w:w="75" w:type="dxa"/>
+              <w:left w:w="75" w:type="dxa"/>
+              <w:bottom w:w="75" w:type="dxa"/>
+              <w:right w:w="75" w:type="dxa"/>
+            </w:tcMar>
+          </w:tcPr>
+          <w:p>
+            <w:pPr>
+              <w:pBdr>
+                <w:top w:val="nil"/>
+                <w:left w:val="nil"/>
+                <w:bottom w:val="nil"/>
+                <w:right w:val="nil"/>
+                <w:between w:val="nil"/>
+              </w:pBdr>
+            </w:pPr>
+            <w:r>
+              <w:t>Biblioteca Salaborsa - Bologna Online</w:t>
+            </w:r>
+          </w:p>
+        </w:tc>
+        <w:tc>
+          <w:tcPr>
+            <w:tcW w:w="3120" w:type="dxa"/>
+            <w:tcMar>
+              <w:top w:w="75" w:type="dxa"/>
+              <w:left w:w="75" w:type="dxa"/>
+              <w:bottom w:w="75" w:type="dxa"/>
+              <w:right w:w="75" w:type="dxa"/>
+            </w:tcMar>
+          </w:tcPr>
+          <w:p>
+            <w:pPr>
+              <w:pBdr>
+                <w:top w:val="nil"/>
+                <w:left w:val="nil"/>
+                <w:bottom w:val="nil"/>
+                <w:right w:val="nil"/>
+                <w:between w:val="nil"/>
+              </w:pBdr>
+            </w:pPr>
+            <w:r>
+              <w:t>Cronologia delle origini parrocchiali (XIII secolo / 1202) e successiva ricostruzione seicentesca (datata 1606) affidata all'architetto Giovanni Battista Ballerini. Attestazione del complesso religioso gestito dall'Ordine dei Frati Minimi di San Francesco di Paola (detti i "Paolotti") a partire dal 1529.</w:t>
+            </w:r>
+          </w:p>
+        </w:tc>
+        <w:tc>
+          <w:tcPr>
+            <w:tcW w:w="3120" w:type="dxa"/>
+            <w:tcMar>
+              <w:top w:w="75" w:type="dxa"/>
+              <w:left w:w="75" w:type="dxa"/>
+              <w:bottom w:w="75" w:type="dxa"/>
+              <w:right w:w="75" w:type="dxa"/>
+            </w:tcMar>
+          </w:tcPr>
+          <w:p>
+            <w:pPr>
+              <w:pBdr>
+                <w:top w:val="nil"/>
+                <w:left w:val="nil"/>
+                <w:bottom w:val="nil"/>
+                <w:right w:val="nil"/>
+                <w:between w:val="nil"/>
+              </w:pBdr>
+            </w:pPr>
+            <w:r>
+              <w:t>Cronologia storica di Bologna e schede dei monumenti religiosi.</w:t>
+            </w:r>
+          </w:p>
+        </w:tc>
+      </w:tr>
+      <w:tr>
+        <w:tc>
+          <w:tcPr>
+            <w:tcW w:w="3120" w:type="dxa"/>
+            <w:tcMar>
+              <w:top w:w="75" w:type="dxa"/>
+              <w:left w:w="75" w:type="dxa"/>
+              <w:bottom w:w="75" w:type="dxa"/>
+              <w:right w:w="75" w:type="dxa"/>
+            </w:tcMar>
+          </w:tcPr>
+          <w:p>
+            <w:pPr>
+              <w:pBdr>
+                <w:top w:val="nil"/>
+                <w:left w:val="nil"/>
+                <w:bottom w:val="nil"/>
+                <w:right w:val="nil"/>
+                <w:between w:val="nil"/>
+              </w:pBdr>
+            </w:pPr>
+            <w:r>
+              <w:t>Storia e Memoria di Bologna - Comune di Bologna</w:t>
+            </w:r>
+          </w:p>
+        </w:tc>
+        <w:tc>
+          <w:tcPr>
+            <w:tcW w:w="3120" w:type="dxa"/>
+            <w:tcMar>
+              <w:top w:w="75" w:type="dxa"/>
+              <w:left w:w="75" w:type="dxa"/>
+              <w:bottom w:w="75" w:type="dxa"/>
+              <w:right w:w="75" w:type="dxa"/>
+            </w:tcMar>
+          </w:tcPr>
+          <w:p>
+            <w:pPr>
+              <w:pBdr>
+                <w:top w:val="nil"/>
+                <w:left w:val="nil"/>
+                <w:bottom w:val="nil"/>
+                <w:right w:val="nil"/>
+                <w:between w:val="nil"/>
+              </w:pBdr>
+            </w:pPr>
+            <w:r>
+              <w:t>Certificazione e catalogazione del patrimonio artistico interno. Elenco delle opere e dei dipinti dei maestri del barocco e del manierismo bolognese che confermano la presenza di autori quali Giacomo Cavedoni, Alessandro Tiarini e Lucio Massari.</w:t>
+            </w:r>
+          </w:p>
+        </w:tc>
+        <w:tc>
+          <w:tcPr>
+            <w:tcW w:w="3120" w:type="dxa"/>
+            <w:tcMar>
+              <w:top w:w="75" w:type="dxa"/>
+              <w:left w:w="75" w:type="dxa"/>
+              <w:bottom w:w="75" w:type="dxa"/>
+              <w:right w:w="75" w:type="dxa"/>
+            </w:tcMar>
+          </w:tcPr>
+          <w:p>
+            <w:pPr>
+              <w:pBdr>
+                <w:top w:val="nil"/>
+                <w:left w:val="nil"/>
+                <w:bottom w:val="nil"/>
+                <w:right w:val="nil"/>
+                <w:between w:val="nil"/>
+              </w:pBdr>
+            </w:pPr>
+            <w:r>
+              <w:t>Repertorio degli artisti storici bolognesi, guide d'arte e schede dei complessi artistici comunali.</w:t>
+            </w:r>
+          </w:p>
+        </w:tc>
+      </w:tr>
+    </w:tbl>
     <w:p>
       <w:pPr>
-        <w:numPr>
-          <w:ilvl w:val="0"/>
-          <w:numId w:val="2"/>
-        </w:numPr>
-      </w:pPr>
-      <w:r>
-        <w:rPr>
-          <w:b/>
-          <w:bCs/>
-        </w:rPr>
-        <w:t>Fonti di Toponomastica e Storia Urbana di Bologna:</w:t>
-      </w:r>
-    </w:p>
-    <w:p>
-      <w:pPr>
-        <w:numPr>
-          <w:ilvl w:val="1"/>
-          <w:numId w:val="2"/>
-        </w:numPr>
-      </w:pPr>
-      <w:r>
-        <w:rPr>
-          <w:b/>
-          <w:bCs/>
-        </w:rPr>
-        <w:t>Archivi e Studi sulla Storia di Via Indipendenza:</w:t>
-      </w:r>
-      <w:r>
-        <w:t> Questi documenti (spesso legati all'Archivio di Stato o alla Biblioteca dell'Archiginnasio) sono cruciali per datare con precisione la grande trasformazione del </w:t>
-      </w:r>
-      <w:r>
-        <w:rPr>
-          <w:b/>
-          <w:bCs/>
-        </w:rPr>
-        <w:t>1892</w:t>
-      </w:r>
-      <w:r>
-        <w:t>, l'anno in cui la chiesa fu </w:t>
-      </w:r>
-      <w:r>
-        <w:rPr>
-          <w:b/>
-          <w:bCs/>
-        </w:rPr>
-        <w:t>"girata"</w:t>
-      </w:r>
-      <w:r>
-        <w:t> e la facciata riorientata per affacciarsi sulla neonata Via Indipendenza.</w:t>
-      </w:r>
-    </w:p>
-    <w:p>
-      <w:pPr>
-        <w:numPr>
-          <w:ilvl w:val="1"/>
-          <w:numId w:val="2"/>
-        </w:numPr>
-      </w:pPr>
-      <w:r>
-        <w:rPr>
-          <w:b/>
-          <w:bCs/>
-        </w:rPr>
-        <w:t>Studi sulle Chiese Bolognesi:</w:t>
-      </w:r>
-      <w:r>
-        <w:t> Testi accademici e monografie che ne attestano le </w:t>
-      </w:r>
-      <w:r>
-        <w:rPr>
-          <w:b/>
-          <w:bCs/>
-        </w:rPr>
-        <w:t>origini nel XIII secolo</w:t>
-      </w:r>
-      <w:r>
-        <w:t> e la successiva </w:t>
-      </w:r>
-      <w:r>
-        <w:rPr>
-          <w:b/>
-          <w:bCs/>
-        </w:rPr>
-        <w:t>ricostruzione seicentesca</w:t>
-      </w:r>
-      <w:r>
-        <w:t> (datata </w:t>
-      </w:r>
-      <w:r>
-        <w:rPr>
-          <w:b/>
-          <w:bCs/>
-        </w:rPr>
-        <w:t>1606</w:t>
-      </w:r>
-      <w:r>
-        <w:t>), specificando il ruolo dell'architetto </w:t>
-      </w:r>
-      <w:r>
-        <w:rPr>
-          <w:b/>
-          <w:bCs/>
-        </w:rPr>
-        <w:t>Giovanni Battista Ballerini</w:t>
-      </w:r>
-      <w:r>
-        <w:t>.</w:t>
-      </w:r>
-    </w:p>
-    <w:p>
-      <w:pPr>
-        <w:numPr>
-          <w:ilvl w:val="0"/>
-          <w:numId w:val="2"/>
-        </w:numPr>
-      </w:pPr>
-      <w:r>
-        <w:rPr>
-          <w:b/>
-          <w:bCs/>
-        </w:rPr>
-        <w:t>Fonti di Storia dell'Arte e Architettura Bolognese:</w:t>
-      </w:r>
-    </w:p>
-    <w:p>
-      <w:pPr>
-        <w:numPr>
-          <w:ilvl w:val="1"/>
-          <w:numId w:val="2"/>
-        </w:numPr>
-      </w:pPr>
-      <w:r>
-        <w:rPr>
-          <w:b/>
-          <w:bCs/>
-        </w:rPr>
-        <w:lastRenderedPageBreak/>
-        <w:t>Guide e Cataloghi d'Arte:</w:t>
-      </w:r>
-      <w:r>
-        <w:t> Per l'elenco delle opere interne e degli artisti. Queste fonti confermano la presenza di dipinti di maestri del barocco e del manierismo, come </w:t>
-      </w:r>
-      <w:r>
-        <w:rPr>
-          <w:b/>
-          <w:bCs/>
-        </w:rPr>
-        <w:t xml:space="preserve">Giacomo </w:t>
-      </w:r>
-      <w:proofErr w:type="spellStart"/>
-      <w:r>
-        <w:rPr>
-          <w:b/>
-          <w:bCs/>
-        </w:rPr>
-        <w:t>Cavedoni</w:t>
-      </w:r>
-      <w:proofErr w:type="spellEnd"/>
-      <w:r>
-        <w:t>, </w:t>
-      </w:r>
-      <w:r>
-        <w:rPr>
-          <w:b/>
-          <w:bCs/>
-        </w:rPr>
-        <w:t xml:space="preserve">Alessandro </w:t>
-      </w:r>
-      <w:proofErr w:type="spellStart"/>
-      <w:r>
-        <w:rPr>
-          <w:b/>
-          <w:bCs/>
-        </w:rPr>
-        <w:t>Tiarini</w:t>
-      </w:r>
-      <w:proofErr w:type="spellEnd"/>
-      <w:r>
-        <w:t> e </w:t>
-      </w:r>
-      <w:r>
-        <w:rPr>
-          <w:b/>
-          <w:bCs/>
-        </w:rPr>
-        <w:t>Lucio Massari</w:t>
-      </w:r>
-      <w:r>
-        <w:t>.</w:t>
-      </w:r>
-    </w:p>
-    <w:p>
-      <w:pPr>
-        <w:numPr>
-          <w:ilvl w:val="1"/>
-          <w:numId w:val="2"/>
-        </w:numPr>
-      </w:pPr>
-      <w:r>
-        <w:rPr>
-          <w:b/>
-          <w:bCs/>
-        </w:rPr>
-        <w:t>Testi sui Complessi Religiosi:</w:t>
-      </w:r>
-      <w:r>
-        <w:t> Per identificare l'Ordine che la gestiva, ovvero i </w:t>
-      </w:r>
-      <w:r>
-        <w:rPr>
-          <w:b/>
-          <w:bCs/>
-        </w:rPr>
-        <w:t>Frati Minimi di San Francesco di Paola</w:t>
-      </w:r>
-      <w:r>
-        <w:t> (i "Paolotti").</w:t>
-      </w:r>
-    </w:p>
-    <w:p>
-      <w:pPr>
-        <w:numPr>
-          <w:ilvl w:val="0"/>
-          <w:numId w:val="2"/>
-        </w:numPr>
-      </w:pPr>
-      <w:r>
-        <w:rPr>
-          <w:b/>
-          <w:bCs/>
-        </w:rPr>
-        <w:t>Siti Istituzionali e Portali Culturali (Web):</w:t>
-      </w:r>
-    </w:p>
-    <w:p>
-      <w:pPr>
-        <w:numPr>
-          <w:ilvl w:val="1"/>
-          <w:numId w:val="2"/>
-        </w:numPr>
-      </w:pPr>
-      <w:r>
-        <w:rPr>
-          <w:b/>
-          <w:bCs/>
-        </w:rPr>
-        <w:t>Portali Ufficiali di Turismo e Cultura del Comune di Bologna (es. </w:t>
-      </w:r>
-      <w:r>
-        <w:rPr>
-          <w:b/>
-          <w:bCs/>
-          <w:i/>
-          <w:iCs/>
-        </w:rPr>
-        <w:t>Bologna Welcome</w:t>
-      </w:r>
-      <w:r>
-        <w:rPr>
-          <w:b/>
-          <w:bCs/>
-        </w:rPr>
-        <w:t> o </w:t>
-      </w:r>
-      <w:r>
-        <w:rPr>
-          <w:b/>
-          <w:bCs/>
-          <w:i/>
-          <w:iCs/>
-        </w:rPr>
-        <w:t>Storia e Memoria di Bologna</w:t>
-      </w:r>
-      <w:r>
-        <w:rPr>
-          <w:b/>
-          <w:bCs/>
-        </w:rPr>
-        <w:t>):</w:t>
-      </w:r>
-      <w:r>
-        <w:t> Questi siti riassumono e validano i dati storici chiave (XIII secolo, ricostruzione seicentesca, riorientamento di fine Ottocento) per la fruizione pubblica.</w:t>
-      </w:r>
-    </w:p>
-    <w:p>
-      <w:r>
-        <w:t>In sintesi, le informazioni derivano dalla concordanza di dati presenti in archivi storici, studi di storia dell'arte e fonti istituzionali che tracciano l'evoluzione di questo importante luogo di culto bolognese.</w:t>
-      </w:r>
+        <w:pBdr>
+          <w:top w:val="nil"/>
+          <w:left w:val="nil"/>
+          <w:bottom w:val="nil"/>
+          <w:right w:val="nil"/>
+          <w:between w:val="nil"/>
+        </w:pBdr>
+        <w:spacing w:line="276" w:lineRule="auto"/>
+      </w:pPr>
     </w:p>
     <w:p/>
     <w:sectPr>
@@ -1247,7 +1332,6 @@
     <w:next w:val="Normale"/>
     <w:link w:val="Titolo2Carattere"/>
     <w:uiPriority w:val="9"/>
-    <w:semiHidden/>
     <w:unhideWhenUsed/>
     <w:qFormat/>
     <w:rsid w:val="00AD0C9C"/>

--- a/DOCS_DA_CONVERTIRE/chiesasbene_it.docx
+++ b/DOCS_DA_CONVERTIRE/chiesasbene_it.docx
@@ -105,6 +105,73 @@
       <w:pPr>
         <w:ind w:left="720"/>
       </w:pPr>
+      <w:r>
+        <w:rPr>
+          <w:noProof/>
+        </w:rPr>
+        <w:drawing>
+          <wp:inline distT="0" distB="0" distL="0" distR="0" wp14:anchorId="62536A47" wp14:editId="1BBE40FF">
+            <wp:extent cx="1623833" cy="3608602"/>
+            <wp:effectExtent l="0" t="0" r="0" b="0"/>
+            <wp:docPr id="1972125331" name="Immagine 2"/>
+            <wp:cNvGraphicFramePr>
+              <a:graphicFrameLocks xmlns:a="http://schemas.openxmlformats.org/drawingml/2006/main" noChangeAspect="1"/>
+            </wp:cNvGraphicFramePr>
+            <a:graphic xmlns:a="http://schemas.openxmlformats.org/drawingml/2006/main">
+              <a:graphicData uri="http://schemas.openxmlformats.org/drawingml/2006/picture">
+                <pic:pic xmlns:pic="http://schemas.openxmlformats.org/drawingml/2006/picture">
+                  <pic:nvPicPr>
+                    <pic:cNvPr id="1972125331" name="Immagine 1972125331"/>
+                    <pic:cNvPicPr/>
+                  </pic:nvPicPr>
+                  <pic:blipFill>
+                    <a:blip r:embed="rId5" cstate="print">
+                      <a:extLst>
+                        <a:ext uri="{28A0092B-C50C-407E-A947-70E740481C1C}">
+                          <a14:useLocalDpi xmlns:a14="http://schemas.microsoft.com/office/drawing/2010/main" val="0"/>
+                        </a:ext>
+                      </a:extLst>
+                    </a:blip>
+                    <a:stretch>
+                      <a:fillRect/>
+                    </a:stretch>
+                  </pic:blipFill>
+                  <pic:spPr>
+                    <a:xfrm>
+                      <a:off x="0" y="0"/>
+                      <a:ext cx="1661413" cy="3692114"/>
+                    </a:xfrm>
+                    <a:prstGeom prst="rect">
+                      <a:avLst/>
+                    </a:prstGeom>
+                  </pic:spPr>
+                </pic:pic>
+              </a:graphicData>
+            </a:graphic>
+          </wp:inline>
+        </w:drawing>
+      </w:r>
+    </w:p>
+    <w:p>
+      <w:pPr>
+        <w:ind w:left="720"/>
+      </w:pPr>
+      <w:r>
+        <w:t>[</w:t>
+      </w:r>
+      <w:proofErr w:type="spellStart"/>
+      <w:r>
+        <w:t>SPLIT_</w:t>
+      </w:r>
+      <w:proofErr w:type="gramStart"/>
+      <w:r>
+        <w:t>BLOCK:san_benedetto_galliera.jpg</w:t>
+      </w:r>
+      <w:proofErr w:type="spellEnd"/>
+      <w:proofErr w:type="gramEnd"/>
+      <w:r>
+        <w:t>]</w:t>
+      </w:r>
     </w:p>
     <w:p>
       <w:pPr>
@@ -152,6 +219,79 @@
       </w:r>
       <w:r>
         <w:t>: l'abside divenne la nuova facciata, la quale fu rifatta con l'aggiunta di un portico.</w:t>
+      </w:r>
+    </w:p>
+    <w:p>
+      <w:pPr>
+        <w:ind w:left="360"/>
+      </w:pPr>
+      <w:r>
+        <w:rPr>
+          <w:noProof/>
+        </w:rPr>
+        <w:lastRenderedPageBreak/>
+        <w:drawing>
+          <wp:inline distT="0" distB="0" distL="0" distR="0" wp14:anchorId="1B8E6167" wp14:editId="562D1985">
+            <wp:extent cx="2479431" cy="4053973"/>
+            <wp:effectExtent l="0" t="0" r="0" b="3810"/>
+            <wp:docPr id="1798944448" name="Immagine 3"/>
+            <wp:cNvGraphicFramePr>
+              <a:graphicFrameLocks xmlns:a="http://schemas.openxmlformats.org/drawingml/2006/main" noChangeAspect="1"/>
+            </wp:cNvGraphicFramePr>
+            <a:graphic xmlns:a="http://schemas.openxmlformats.org/drawingml/2006/main">
+              <a:graphicData uri="http://schemas.openxmlformats.org/drawingml/2006/picture">
+                <pic:pic xmlns:pic="http://schemas.openxmlformats.org/drawingml/2006/picture">
+                  <pic:nvPicPr>
+                    <pic:cNvPr id="1798944448" name="Immagine 1798944448"/>
+                    <pic:cNvPicPr/>
+                  </pic:nvPicPr>
+                  <pic:blipFill>
+                    <a:blip r:embed="rId6" cstate="print">
+                      <a:extLst>
+                        <a:ext uri="{28A0092B-C50C-407E-A947-70E740481C1C}">
+                          <a14:useLocalDpi xmlns:a14="http://schemas.microsoft.com/office/drawing/2010/main" val="0"/>
+                        </a:ext>
+                      </a:extLst>
+                    </a:blip>
+                    <a:stretch>
+                      <a:fillRect/>
+                    </a:stretch>
+                  </pic:blipFill>
+                  <pic:spPr>
+                    <a:xfrm>
+                      <a:off x="0" y="0"/>
+                      <a:ext cx="2509659" cy="4103397"/>
+                    </a:xfrm>
+                    <a:prstGeom prst="rect">
+                      <a:avLst/>
+                    </a:prstGeom>
+                  </pic:spPr>
+                </pic:pic>
+              </a:graphicData>
+            </a:graphic>
+          </wp:inline>
+        </w:drawing>
+      </w:r>
+    </w:p>
+    <w:p>
+      <w:pPr>
+        <w:ind w:left="360"/>
+      </w:pPr>
+      <w:r>
+        <w:t>[</w:t>
+      </w:r>
+      <w:proofErr w:type="spellStart"/>
+      <w:r>
+        <w:t>SPLIT_</w:t>
+      </w:r>
+      <w:proofErr w:type="gramStart"/>
+      <w:r>
+        <w:t>BLOCK:san_benedetto_indipendenza.jpg</w:t>
+      </w:r>
+      <w:proofErr w:type="spellEnd"/>
+      <w:proofErr w:type="gramEnd"/>
+      <w:r>
+        <w:t>]</w:t>
       </w:r>
     </w:p>
     <w:p>

--- a/DOCS_DA_CONVERTIRE/chiesasbene_it.docx
+++ b/DOCS_DA_CONVERTIRE/chiesasbene_it.docx
@@ -103,78 +103,6 @@
     </w:p>
     <w:p>
       <w:pPr>
-        <w:ind w:left="720"/>
-      </w:pPr>
-      <w:r>
-        <w:rPr>
-          <w:noProof/>
-        </w:rPr>
-        <w:drawing>
-          <wp:inline distT="0" distB="0" distL="0" distR="0" wp14:anchorId="62536A47" wp14:editId="1BBE40FF">
-            <wp:extent cx="1623833" cy="3608602"/>
-            <wp:effectExtent l="0" t="0" r="0" b="0"/>
-            <wp:docPr id="1972125331" name="Immagine 2"/>
-            <wp:cNvGraphicFramePr>
-              <a:graphicFrameLocks xmlns:a="http://schemas.openxmlformats.org/drawingml/2006/main" noChangeAspect="1"/>
-            </wp:cNvGraphicFramePr>
-            <a:graphic xmlns:a="http://schemas.openxmlformats.org/drawingml/2006/main">
-              <a:graphicData uri="http://schemas.openxmlformats.org/drawingml/2006/picture">
-                <pic:pic xmlns:pic="http://schemas.openxmlformats.org/drawingml/2006/picture">
-                  <pic:nvPicPr>
-                    <pic:cNvPr id="1972125331" name="Immagine 1972125331"/>
-                    <pic:cNvPicPr/>
-                  </pic:nvPicPr>
-                  <pic:blipFill>
-                    <a:blip r:embed="rId5" cstate="print">
-                      <a:extLst>
-                        <a:ext uri="{28A0092B-C50C-407E-A947-70E740481C1C}">
-                          <a14:useLocalDpi xmlns:a14="http://schemas.microsoft.com/office/drawing/2010/main" val="0"/>
-                        </a:ext>
-                      </a:extLst>
-                    </a:blip>
-                    <a:stretch>
-                      <a:fillRect/>
-                    </a:stretch>
-                  </pic:blipFill>
-                  <pic:spPr>
-                    <a:xfrm>
-                      <a:off x="0" y="0"/>
-                      <a:ext cx="1661413" cy="3692114"/>
-                    </a:xfrm>
-                    <a:prstGeom prst="rect">
-                      <a:avLst/>
-                    </a:prstGeom>
-                  </pic:spPr>
-                </pic:pic>
-              </a:graphicData>
-            </a:graphic>
-          </wp:inline>
-        </w:drawing>
-      </w:r>
-    </w:p>
-    <w:p>
-      <w:pPr>
-        <w:ind w:left="720"/>
-      </w:pPr>
-      <w:r>
-        <w:t>[</w:t>
-      </w:r>
-      <w:proofErr w:type="spellStart"/>
-      <w:r>
-        <w:t>SPLIT_</w:t>
-      </w:r>
-      <w:proofErr w:type="gramStart"/>
-      <w:r>
-        <w:t>BLOCK:san_benedetto_galliera.jpg</w:t>
-      </w:r>
-      <w:proofErr w:type="spellEnd"/>
-      <w:proofErr w:type="gramEnd"/>
-      <w:r>
-        <w:t>]</w:t>
-      </w:r>
-    </w:p>
-    <w:p>
-      <w:pPr>
         <w:numPr>
           <w:ilvl w:val="0"/>
           <w:numId w:val="1"/>
@@ -223,79 +151,6 @@
     </w:p>
     <w:p>
       <w:pPr>
-        <w:ind w:left="360"/>
-      </w:pPr>
-      <w:r>
-        <w:rPr>
-          <w:noProof/>
-        </w:rPr>
-        <w:lastRenderedPageBreak/>
-        <w:drawing>
-          <wp:inline distT="0" distB="0" distL="0" distR="0" wp14:anchorId="1B8E6167" wp14:editId="562D1985">
-            <wp:extent cx="2479431" cy="4053973"/>
-            <wp:effectExtent l="0" t="0" r="0" b="3810"/>
-            <wp:docPr id="1798944448" name="Immagine 3"/>
-            <wp:cNvGraphicFramePr>
-              <a:graphicFrameLocks xmlns:a="http://schemas.openxmlformats.org/drawingml/2006/main" noChangeAspect="1"/>
-            </wp:cNvGraphicFramePr>
-            <a:graphic xmlns:a="http://schemas.openxmlformats.org/drawingml/2006/main">
-              <a:graphicData uri="http://schemas.openxmlformats.org/drawingml/2006/picture">
-                <pic:pic xmlns:pic="http://schemas.openxmlformats.org/drawingml/2006/picture">
-                  <pic:nvPicPr>
-                    <pic:cNvPr id="1798944448" name="Immagine 1798944448"/>
-                    <pic:cNvPicPr/>
-                  </pic:nvPicPr>
-                  <pic:blipFill>
-                    <a:blip r:embed="rId6" cstate="print">
-                      <a:extLst>
-                        <a:ext uri="{28A0092B-C50C-407E-A947-70E740481C1C}">
-                          <a14:useLocalDpi xmlns:a14="http://schemas.microsoft.com/office/drawing/2010/main" val="0"/>
-                        </a:ext>
-                      </a:extLst>
-                    </a:blip>
-                    <a:stretch>
-                      <a:fillRect/>
-                    </a:stretch>
-                  </pic:blipFill>
-                  <pic:spPr>
-                    <a:xfrm>
-                      <a:off x="0" y="0"/>
-                      <a:ext cx="2509659" cy="4103397"/>
-                    </a:xfrm>
-                    <a:prstGeom prst="rect">
-                      <a:avLst/>
-                    </a:prstGeom>
-                  </pic:spPr>
-                </pic:pic>
-              </a:graphicData>
-            </a:graphic>
-          </wp:inline>
-        </w:drawing>
-      </w:r>
-    </w:p>
-    <w:p>
-      <w:pPr>
-        <w:ind w:left="360"/>
-      </w:pPr>
-      <w:r>
-        <w:t>[</w:t>
-      </w:r>
-      <w:proofErr w:type="spellStart"/>
-      <w:r>
-        <w:t>SPLIT_</w:t>
-      </w:r>
-      <w:proofErr w:type="gramStart"/>
-      <w:r>
-        <w:t>BLOCK:san_benedetto_indipendenza.jpg</w:t>
-      </w:r>
-      <w:proofErr w:type="spellEnd"/>
-      <w:proofErr w:type="gramEnd"/>
-      <w:r>
-        <w:t>]</w:t>
-      </w:r>
-    </w:p>
-    <w:p>
-      <w:pPr>
         <w:numPr>
           <w:ilvl w:val="0"/>
           <w:numId w:val="1"/>
@@ -316,8 +171,17 @@
           <w:b/>
           <w:bCs/>
         </w:rPr>
-        <w:t>Giacomo Cavedoni</w:t>
-      </w:r>
+        <w:t xml:space="preserve">Giacomo </w:t>
+      </w:r>
+      <w:proofErr w:type="spellStart"/>
+      <w:r>
+        <w:rPr>
+          <w:b/>
+          <w:bCs/>
+        </w:rPr>
+        <w:t>Cavedoni</w:t>
+      </w:r>
+      <w:proofErr w:type="spellEnd"/>
       <w:r>
         <w:t>, </w:t>
       </w:r>
@@ -326,8 +190,17 @@
           <w:b/>
           <w:bCs/>
         </w:rPr>
-        <w:t>Alessandro Tiarini</w:t>
-      </w:r>
+        <w:t xml:space="preserve">Alessandro </w:t>
+      </w:r>
+      <w:proofErr w:type="spellStart"/>
+      <w:r>
+        <w:rPr>
+          <w:b/>
+          <w:bCs/>
+        </w:rPr>
+        <w:t>Tiarini</w:t>
+      </w:r>
+      <w:proofErr w:type="spellEnd"/>
       <w:r>
         <w:t> e </w:t>
       </w:r>
@@ -346,415 +219,317 @@
       <w:r>
         <w:t>In sintesi, l'aspetto attuale della chiesa è il risultato della ricostruzione seicentesca e del radicale riorientamento di fine Ottocento, quando fu "girata" per affacciarsi sulla moderna Via Indipendenza.</w:t>
       </w:r>
-      <w:r>
-        <w:br/>
-      </w:r>
-      <w:r>
-        <w:br/>
-      </w:r>
-      <w:r>
-        <w:rPr>
-          <w:b/>
-          <w:bCs/>
-        </w:rPr>
-        <w:t>Curiosità e Aneddoti:</w:t>
-      </w:r>
-      <w:r>
-        <w:t xml:space="preserve"> Oltre alla sua rilevanza architettonica, la chiesa custodisce storie singolari. La trasformazione del 1892 rappresentò un vero e proprio "ribaltamento" urbanistico: l'originario ingresso su Via Galliera divenne la parete di fondo dell'altare, mentre l'abside fu demolita per far spazio alla nuova facciata su Via Indipendenza. Inoltre, il complesso era storicamente gestito dai Frati Minimi (detti "Paolotti"), famosi a Bologna per la loro rigida regola alimentare che vietava carne e derivati, costringendoli a inventare ingegnose ricette di magro nel cuore della città gastronomica per eccellenza. Nonostante i gravissimi bombardamenti che colpirono la zona nel 1943, le preziose tele interne si salvarono miracolosamente.</w:t>
-      </w:r>
     </w:p>
     <w:p>
       <w:pPr>
-        <w:pStyle w:val="Titolo2"/>
-      </w:pPr>
-      <w:r>
+        <w:rPr>
+          <w:b/>
+          <w:bCs/>
+        </w:rPr>
+      </w:pPr>
+      <w:r>
+        <w:rPr>
+          <w:b/>
+          <w:bCs/>
+        </w:rPr>
+        <w:t>Fonti Storiche per la Chiesa di San Benedetto</w:t>
+      </w:r>
+    </w:p>
+    <w:p>
+      <w:r>
+        <w:t> </w:t>
+      </w:r>
+    </w:p>
+    <w:p>
+      <w:pPr>
+        <w:numPr>
+          <w:ilvl w:val="0"/>
+          <w:numId w:val="2"/>
+        </w:numPr>
+      </w:pPr>
+      <w:r>
+        <w:rPr>
+          <w:b/>
+          <w:bCs/>
+        </w:rPr>
+        <w:t>Fonti di Toponomastica e Storia Urbana di Bologna:</w:t>
+      </w:r>
+    </w:p>
+    <w:p>
+      <w:pPr>
+        <w:numPr>
+          <w:ilvl w:val="1"/>
+          <w:numId w:val="2"/>
+        </w:numPr>
+      </w:pPr>
+      <w:r>
+        <w:rPr>
+          <w:b/>
+          <w:bCs/>
+        </w:rPr>
+        <w:t>Archivi e Studi sulla Storia di Via Indipendenza:</w:t>
+      </w:r>
+      <w:r>
+        <w:t> Questi documenti (spesso legati all'Archivio di Stato o alla Biblioteca dell'Archiginnasio) sono cruciali per datare con precisione la grande trasformazione del </w:t>
+      </w:r>
+      <w:r>
+        <w:rPr>
+          <w:b/>
+          <w:bCs/>
+        </w:rPr>
+        <w:t>1892</w:t>
+      </w:r>
+      <w:r>
+        <w:t>, l'anno in cui la chiesa fu </w:t>
+      </w:r>
+      <w:r>
+        <w:rPr>
+          <w:b/>
+          <w:bCs/>
+        </w:rPr>
+        <w:t>"girata"</w:t>
+      </w:r>
+      <w:r>
+        <w:t> e la facciata riorientata per affacciarsi sulla neonata Via Indipendenza.</w:t>
+      </w:r>
+    </w:p>
+    <w:p>
+      <w:pPr>
+        <w:numPr>
+          <w:ilvl w:val="1"/>
+          <w:numId w:val="2"/>
+        </w:numPr>
+      </w:pPr>
+      <w:r>
+        <w:rPr>
+          <w:b/>
+          <w:bCs/>
+        </w:rPr>
+        <w:t>Studi sulle Chiese Bolognesi:</w:t>
+      </w:r>
+      <w:r>
+        <w:t> Testi accademici e monografie che ne attestano le </w:t>
+      </w:r>
+      <w:r>
+        <w:rPr>
+          <w:b/>
+          <w:bCs/>
+        </w:rPr>
+        <w:t>origini nel XIII secolo</w:t>
+      </w:r>
+      <w:r>
+        <w:t> e la successiva </w:t>
+      </w:r>
+      <w:r>
+        <w:rPr>
+          <w:b/>
+          <w:bCs/>
+        </w:rPr>
+        <w:t>ricostruzione seicentesca</w:t>
+      </w:r>
+      <w:r>
+        <w:t> (datata </w:t>
+      </w:r>
+      <w:r>
+        <w:rPr>
+          <w:b/>
+          <w:bCs/>
+        </w:rPr>
+        <w:t>1606</w:t>
+      </w:r>
+      <w:r>
+        <w:t>), specificando il ruolo dell'architetto </w:t>
+      </w:r>
+      <w:r>
+        <w:rPr>
+          <w:b/>
+          <w:bCs/>
+        </w:rPr>
+        <w:t>Giovanni Battista Ballerini</w:t>
+      </w:r>
+      <w:r>
+        <w:t>.</w:t>
+      </w:r>
+    </w:p>
+    <w:p>
+      <w:pPr>
+        <w:numPr>
+          <w:ilvl w:val="0"/>
+          <w:numId w:val="2"/>
+        </w:numPr>
+      </w:pPr>
+      <w:r>
+        <w:rPr>
+          <w:b/>
+          <w:bCs/>
+        </w:rPr>
+        <w:t>Fonti di Storia dell'Arte e Architettura Bolognese:</w:t>
+      </w:r>
+    </w:p>
+    <w:p>
+      <w:pPr>
+        <w:numPr>
+          <w:ilvl w:val="1"/>
+          <w:numId w:val="2"/>
+        </w:numPr>
+      </w:pPr>
+      <w:r>
+        <w:rPr>
+          <w:b/>
+          <w:bCs/>
+        </w:rPr>
         <w:lastRenderedPageBreak/>
-        <w:t>Tabella delle Fonti / Sources Table</w:t>
+        <w:t>Guide e Cataloghi d'Arte:</w:t>
+      </w:r>
+      <w:r>
+        <w:t> Per l'elenco delle opere interne e degli artisti. Queste fonti confermano la presenza di dipinti di maestri del barocco e del manierismo, come </w:t>
+      </w:r>
+      <w:r>
+        <w:rPr>
+          <w:b/>
+          <w:bCs/>
+        </w:rPr>
+        <w:t xml:space="preserve">Giacomo </w:t>
+      </w:r>
+      <w:proofErr w:type="spellStart"/>
+      <w:r>
+        <w:rPr>
+          <w:b/>
+          <w:bCs/>
+        </w:rPr>
+        <w:t>Cavedoni</w:t>
+      </w:r>
+      <w:proofErr w:type="spellEnd"/>
+      <w:r>
+        <w:t>, </w:t>
+      </w:r>
+      <w:r>
+        <w:rPr>
+          <w:b/>
+          <w:bCs/>
+        </w:rPr>
+        <w:t xml:space="preserve">Alessandro </w:t>
+      </w:r>
+      <w:proofErr w:type="spellStart"/>
+      <w:r>
+        <w:rPr>
+          <w:b/>
+          <w:bCs/>
+        </w:rPr>
+        <w:t>Tiarini</w:t>
+      </w:r>
+      <w:proofErr w:type="spellEnd"/>
+      <w:r>
+        <w:t> e </w:t>
+      </w:r>
+      <w:r>
+        <w:rPr>
+          <w:b/>
+          <w:bCs/>
+        </w:rPr>
+        <w:t>Lucio Massari</w:t>
+      </w:r>
+      <w:r>
+        <w:t>.</w:t>
       </w:r>
     </w:p>
-    <w:tbl>
-      <w:tblPr>
-        <w:tblW w:w="9360" w:type="dxa"/>
-        <w:tblBorders>
-          <w:top w:val="single" w:sz="6" w:space="0" w:color="000000"/>
-          <w:left w:val="single" w:sz="6" w:space="0" w:color="000000"/>
-          <w:bottom w:val="single" w:sz="6" w:space="0" w:color="000000"/>
-          <w:right w:val="single" w:sz="6" w:space="0" w:color="000000"/>
-          <w:insideH w:val="single" w:sz="6" w:space="0" w:color="000000"/>
-          <w:insideV w:val="single" w:sz="6" w:space="0" w:color="000000"/>
-        </w:tblBorders>
-        <w:tblLayout w:type="fixed"/>
-        <w:tblLook w:val="0600" w:firstRow="0" w:lastRow="0" w:firstColumn="0" w:lastColumn="0" w:noHBand="1" w:noVBand="1"/>
-      </w:tblPr>
-      <w:tblGrid>
-        <w:gridCol w:w="3120"/>
-        <w:gridCol w:w="3120"/>
-        <w:gridCol w:w="3120"/>
-      </w:tblGrid>
-      <w:tr>
-        <w:trPr>
-          <w:tblHeader/>
-        </w:trPr>
-        <w:tc>
-          <w:tcPr>
-            <w:tcW w:w="3120" w:type="dxa"/>
-            <w:shd w:val="clear" w:color="auto" w:fill="F2F2F2"/>
-            <w:tcMar>
-              <w:top w:w="75" w:type="dxa"/>
-              <w:left w:w="75" w:type="dxa"/>
-              <w:bottom w:w="75" w:type="dxa"/>
-              <w:right w:w="75" w:type="dxa"/>
-            </w:tcMar>
-          </w:tcPr>
-          <w:p>
-            <w:pPr>
-              <w:pBdr>
-                <w:top w:val="nil"/>
-                <w:left w:val="nil"/>
-                <w:bottom w:val="nil"/>
-                <w:right w:val="nil"/>
-                <w:between w:val="nil"/>
-              </w:pBdr>
-              <w:rPr>
-                <w:b/>
-                <w:bCs/>
-              </w:rPr>
-            </w:pPr>
-            <w:r>
-              <w:rPr>
-                <w:b/>
-                <w:bCs/>
-              </w:rPr>
-              <w:t>Ente / Fonte Istituzionale</w:t>
-            </w:r>
-          </w:p>
-        </w:tc>
-        <w:tc>
-          <w:tcPr>
-            <w:tcW w:w="3120" w:type="dxa"/>
-            <w:shd w:val="clear" w:color="auto" w:fill="F2F2F2"/>
-            <w:tcMar>
-              <w:top w:w="75" w:type="dxa"/>
-              <w:left w:w="75" w:type="dxa"/>
-              <w:bottom w:w="75" w:type="dxa"/>
-              <w:right w:w="75" w:type="dxa"/>
-            </w:tcMar>
-          </w:tcPr>
-          <w:p>
-            <w:pPr>
-              <w:pBdr>
-                <w:top w:val="nil"/>
-                <w:left w:val="nil"/>
-                <w:bottom w:val="nil"/>
-                <w:right w:val="nil"/>
-                <w:between w:val="nil"/>
-              </w:pBdr>
-              <w:rPr>
-                <w:b/>
-                <w:bCs/>
-              </w:rPr>
-            </w:pPr>
-            <w:r>
-              <w:rPr>
-                <w:b/>
-                <w:bCs/>
-              </w:rPr>
-              <w:t>Dettaglio dell'Informazione Certificata</w:t>
-            </w:r>
-          </w:p>
-        </w:tc>
-        <w:tc>
-          <w:tcPr>
-            <w:tcW w:w="3120" w:type="dxa"/>
-            <w:shd w:val="clear" w:color="auto" w:fill="F2F2F2"/>
-            <w:tcMar>
-              <w:top w:w="75" w:type="dxa"/>
-              <w:left w:w="75" w:type="dxa"/>
-              <w:bottom w:w="75" w:type="dxa"/>
-              <w:right w:w="75" w:type="dxa"/>
-            </w:tcMar>
-          </w:tcPr>
-          <w:p>
-            <w:pPr>
-              <w:pBdr>
-                <w:top w:val="nil"/>
-                <w:left w:val="nil"/>
-                <w:bottom w:val="nil"/>
-                <w:right w:val="nil"/>
-                <w:between w:val="nil"/>
-              </w:pBdr>
-              <w:rPr>
-                <w:b/>
-                <w:bCs/>
-              </w:rPr>
-            </w:pPr>
-            <w:r>
-              <w:rPr>
-                <w:b/>
-                <w:bCs/>
-              </w:rPr>
-              <w:t>Riferimento / Ambito di Verifica</w:t>
-            </w:r>
-          </w:p>
-          <w:p>
-            <w:pPr>
-              <w:pBdr>
-                <w:top w:val="nil"/>
-                <w:left w:val="nil"/>
-                <w:bottom w:val="nil"/>
-                <w:right w:val="nil"/>
-                <w:between w:val="nil"/>
-              </w:pBdr>
-            </w:pPr>
-            <w:r>
-              <w:t xml:space="preserve"> </w:t>
-            </w:r>
-          </w:p>
-        </w:tc>
-      </w:tr>
-      <w:tr>
-        <w:tc>
-          <w:tcPr>
-            <w:tcW w:w="3120" w:type="dxa"/>
-            <w:tcMar>
-              <w:top w:w="75" w:type="dxa"/>
-              <w:left w:w="75" w:type="dxa"/>
-              <w:bottom w:w="75" w:type="dxa"/>
-              <w:right w:w="75" w:type="dxa"/>
-            </w:tcMar>
-          </w:tcPr>
-          <w:p>
-            <w:pPr>
-              <w:pBdr>
-                <w:top w:val="nil"/>
-                <w:left w:val="nil"/>
-                <w:bottom w:val="nil"/>
-                <w:right w:val="nil"/>
-                <w:between w:val="nil"/>
-              </w:pBdr>
-            </w:pPr>
-            <w:r>
-              <w:t>Origine di Bologna</w:t>
-            </w:r>
-          </w:p>
-        </w:tc>
-        <w:tc>
-          <w:tcPr>
-            <w:tcW w:w="3120" w:type="dxa"/>
-            <w:tcMar>
-              <w:top w:w="75" w:type="dxa"/>
-              <w:left w:w="75" w:type="dxa"/>
-              <w:bottom w:w="75" w:type="dxa"/>
-              <w:right w:w="75" w:type="dxa"/>
-            </w:tcMar>
-          </w:tcPr>
-          <w:p>
-            <w:pPr>
-              <w:pBdr>
-                <w:top w:val="nil"/>
-                <w:left w:val="nil"/>
-                <w:bottom w:val="nil"/>
-                <w:right w:val="nil"/>
-                <w:between w:val="nil"/>
-              </w:pBdr>
-            </w:pPr>
-            <w:r>
-              <w:t>Documentazione dell'evoluzione urbanistica di Via dell'Indipendenza e del radicale riorientamento della chiesa (anno 1892), con inversione della facciata dall'asse originario di Via Galliera per affacciarsi sulla neonata Via Indipendenza.</w:t>
-            </w:r>
-          </w:p>
-        </w:tc>
-        <w:tc>
-          <w:tcPr>
-            <w:tcW w:w="3120" w:type="dxa"/>
-            <w:tcMar>
-              <w:top w:w="75" w:type="dxa"/>
-              <w:left w:w="75" w:type="dxa"/>
-              <w:bottom w:w="75" w:type="dxa"/>
-              <w:right w:w="75" w:type="dxa"/>
-            </w:tcMar>
-          </w:tcPr>
-          <w:p>
-            <w:pPr>
-              <w:pBdr>
-                <w:top w:val="nil"/>
-                <w:left w:val="nil"/>
-                <w:bottom w:val="nil"/>
-                <w:right w:val="nil"/>
-                <w:between w:val="nil"/>
-              </w:pBdr>
-            </w:pPr>
-            <w:r>
-              <w:t>Scheda storico-topografica ufficiale e studi sulla trasformazione urbana di fine Ottocento.</w:t>
-            </w:r>
-          </w:p>
-        </w:tc>
-      </w:tr>
-      <w:tr>
-        <w:tc>
-          <w:tcPr>
-            <w:tcW w:w="3120" w:type="dxa"/>
-            <w:tcMar>
-              <w:top w:w="75" w:type="dxa"/>
-              <w:left w:w="75" w:type="dxa"/>
-              <w:bottom w:w="75" w:type="dxa"/>
-              <w:right w:w="75" w:type="dxa"/>
-            </w:tcMar>
-          </w:tcPr>
-          <w:p>
-            <w:pPr>
-              <w:pBdr>
-                <w:top w:val="nil"/>
-                <w:left w:val="nil"/>
-                <w:bottom w:val="nil"/>
-                <w:right w:val="nil"/>
-                <w:between w:val="nil"/>
-              </w:pBdr>
-            </w:pPr>
-            <w:r>
-              <w:t>Biblioteca Salaborsa - Bologna Online</w:t>
-            </w:r>
-          </w:p>
-        </w:tc>
-        <w:tc>
-          <w:tcPr>
-            <w:tcW w:w="3120" w:type="dxa"/>
-            <w:tcMar>
-              <w:top w:w="75" w:type="dxa"/>
-              <w:left w:w="75" w:type="dxa"/>
-              <w:bottom w:w="75" w:type="dxa"/>
-              <w:right w:w="75" w:type="dxa"/>
-            </w:tcMar>
-          </w:tcPr>
-          <w:p>
-            <w:pPr>
-              <w:pBdr>
-                <w:top w:val="nil"/>
-                <w:left w:val="nil"/>
-                <w:bottom w:val="nil"/>
-                <w:right w:val="nil"/>
-                <w:between w:val="nil"/>
-              </w:pBdr>
-            </w:pPr>
-            <w:r>
-              <w:t>Cronologia delle origini parrocchiali (XIII secolo / 1202) e successiva ricostruzione seicentesca (datata 1606) affidata all'architetto Giovanni Battista Ballerini. Attestazione del complesso religioso gestito dall'Ordine dei Frati Minimi di San Francesco di Paola (detti i "Paolotti") a partire dal 1529.</w:t>
-            </w:r>
-          </w:p>
-        </w:tc>
-        <w:tc>
-          <w:tcPr>
-            <w:tcW w:w="3120" w:type="dxa"/>
-            <w:tcMar>
-              <w:top w:w="75" w:type="dxa"/>
-              <w:left w:w="75" w:type="dxa"/>
-              <w:bottom w:w="75" w:type="dxa"/>
-              <w:right w:w="75" w:type="dxa"/>
-            </w:tcMar>
-          </w:tcPr>
-          <w:p>
-            <w:pPr>
-              <w:pBdr>
-                <w:top w:val="nil"/>
-                <w:left w:val="nil"/>
-                <w:bottom w:val="nil"/>
-                <w:right w:val="nil"/>
-                <w:between w:val="nil"/>
-              </w:pBdr>
-            </w:pPr>
-            <w:r>
-              <w:t>Cronologia storica di Bologna e schede dei monumenti religiosi.</w:t>
-            </w:r>
-          </w:p>
-        </w:tc>
-      </w:tr>
-      <w:tr>
-        <w:tc>
-          <w:tcPr>
-            <w:tcW w:w="3120" w:type="dxa"/>
-            <w:tcMar>
-              <w:top w:w="75" w:type="dxa"/>
-              <w:left w:w="75" w:type="dxa"/>
-              <w:bottom w:w="75" w:type="dxa"/>
-              <w:right w:w="75" w:type="dxa"/>
-            </w:tcMar>
-          </w:tcPr>
-          <w:p>
-            <w:pPr>
-              <w:pBdr>
-                <w:top w:val="nil"/>
-                <w:left w:val="nil"/>
-                <w:bottom w:val="nil"/>
-                <w:right w:val="nil"/>
-                <w:between w:val="nil"/>
-              </w:pBdr>
-            </w:pPr>
-            <w:r>
-              <w:t>Storia e Memoria di Bologna - Comune di Bologna</w:t>
-            </w:r>
-          </w:p>
-        </w:tc>
-        <w:tc>
-          <w:tcPr>
-            <w:tcW w:w="3120" w:type="dxa"/>
-            <w:tcMar>
-              <w:top w:w="75" w:type="dxa"/>
-              <w:left w:w="75" w:type="dxa"/>
-              <w:bottom w:w="75" w:type="dxa"/>
-              <w:right w:w="75" w:type="dxa"/>
-            </w:tcMar>
-          </w:tcPr>
-          <w:p>
-            <w:pPr>
-              <w:pBdr>
-                <w:top w:val="nil"/>
-                <w:left w:val="nil"/>
-                <w:bottom w:val="nil"/>
-                <w:right w:val="nil"/>
-                <w:between w:val="nil"/>
-              </w:pBdr>
-            </w:pPr>
-            <w:r>
-              <w:t>Certificazione e catalogazione del patrimonio artistico interno. Elenco delle opere e dei dipinti dei maestri del barocco e del manierismo bolognese che confermano la presenza di autori quali Giacomo Cavedoni, Alessandro Tiarini e Lucio Massari.</w:t>
-            </w:r>
-          </w:p>
-        </w:tc>
-        <w:tc>
-          <w:tcPr>
-            <w:tcW w:w="3120" w:type="dxa"/>
-            <w:tcMar>
-              <w:top w:w="75" w:type="dxa"/>
-              <w:left w:w="75" w:type="dxa"/>
-              <w:bottom w:w="75" w:type="dxa"/>
-              <w:right w:w="75" w:type="dxa"/>
-            </w:tcMar>
-          </w:tcPr>
-          <w:p>
-            <w:pPr>
-              <w:pBdr>
-                <w:top w:val="nil"/>
-                <w:left w:val="nil"/>
-                <w:bottom w:val="nil"/>
-                <w:right w:val="nil"/>
-                <w:between w:val="nil"/>
-              </w:pBdr>
-            </w:pPr>
-            <w:r>
-              <w:t>Repertorio degli artisti storici bolognesi, guide d'arte e schede dei complessi artistici comunali.</w:t>
-            </w:r>
-          </w:p>
-        </w:tc>
-      </w:tr>
-    </w:tbl>
     <w:p>
       <w:pPr>
-        <w:pBdr>
-          <w:top w:val="nil"/>
-          <w:left w:val="nil"/>
-          <w:bottom w:val="nil"/>
-          <w:right w:val="nil"/>
-          <w:between w:val="nil"/>
-        </w:pBdr>
-        <w:spacing w:line="276" w:lineRule="auto"/>
-      </w:pPr>
+        <w:numPr>
+          <w:ilvl w:val="1"/>
+          <w:numId w:val="2"/>
+        </w:numPr>
+      </w:pPr>
+      <w:r>
+        <w:rPr>
+          <w:b/>
+          <w:bCs/>
+        </w:rPr>
+        <w:t>Testi sui Complessi Religiosi:</w:t>
+      </w:r>
+      <w:r>
+        <w:t> Per identificare l'Ordine che la gestiva, ovvero i </w:t>
+      </w:r>
+      <w:r>
+        <w:rPr>
+          <w:b/>
+          <w:bCs/>
+        </w:rPr>
+        <w:t>Frati Minimi di San Francesco di Paola</w:t>
+      </w:r>
+      <w:r>
+        <w:t> (i "Paolotti").</w:t>
+      </w:r>
+    </w:p>
+    <w:p>
+      <w:pPr>
+        <w:numPr>
+          <w:ilvl w:val="0"/>
+          <w:numId w:val="2"/>
+        </w:numPr>
+      </w:pPr>
+      <w:r>
+        <w:rPr>
+          <w:b/>
+          <w:bCs/>
+        </w:rPr>
+        <w:t>Siti Istituzionali e Portali Culturali (Web):</w:t>
+      </w:r>
+    </w:p>
+    <w:p>
+      <w:pPr>
+        <w:numPr>
+          <w:ilvl w:val="1"/>
+          <w:numId w:val="2"/>
+        </w:numPr>
+      </w:pPr>
+      <w:r>
+        <w:rPr>
+          <w:b/>
+          <w:bCs/>
+        </w:rPr>
+        <w:t>Portali Ufficiali di Turismo e Cultura del Comune di Bologna (es. </w:t>
+      </w:r>
+      <w:r>
+        <w:rPr>
+          <w:b/>
+          <w:bCs/>
+          <w:i/>
+          <w:iCs/>
+        </w:rPr>
+        <w:t>Bologna Welcome</w:t>
+      </w:r>
+      <w:r>
+        <w:rPr>
+          <w:b/>
+          <w:bCs/>
+        </w:rPr>
+        <w:t> o </w:t>
+      </w:r>
+      <w:r>
+        <w:rPr>
+          <w:b/>
+          <w:bCs/>
+          <w:i/>
+          <w:iCs/>
+        </w:rPr>
+        <w:t>Storia e Memoria di Bologna</w:t>
+      </w:r>
+      <w:r>
+        <w:rPr>
+          <w:b/>
+          <w:bCs/>
+        </w:rPr>
+        <w:t>):</w:t>
+      </w:r>
+      <w:r>
+        <w:t> Questi siti riassumono e validano i dati storici chiave (XIII secolo, ricostruzione seicentesca, riorientamento di fine Ottocento) per la fruizione pubblica.</w:t>
+      </w:r>
+    </w:p>
+    <w:p>
+      <w:r>
+        <w:t>In sintesi, le informazioni derivano dalla concordanza di dati presenti in archivi storici, studi di storia dell'arte e fonti istituzionali che tracciano l'evoluzione di questo importante luogo di culto bolognese.</w:t>
+      </w:r>
     </w:p>
     <w:p/>
     <w:sectPr>
@@ -1472,6 +1247,7 @@
     <w:next w:val="Normale"/>
     <w:link w:val="Titolo2Carattere"/>
     <w:uiPriority w:val="9"/>
+    <w:semiHidden/>
     <w:unhideWhenUsed/>
     <w:qFormat/>
     <w:rsid w:val="00AD0C9C"/>

--- a/DOCS_DA_CONVERTIRE/chiesasbene_it.docx
+++ b/DOCS_DA_CONVERTIRE/chiesasbene_it.docx
@@ -1,6 +1,6 @@
 
 <file path=word/document.xml><?xml version="1.0" encoding="utf-8"?>
-<w:document xmlns:wpc="http://schemas.microsoft.com/office/word/2010/wordprocessingCanvas" xmlns:cx="http://schemas.microsoft.com/office/drawing/2014/chartex" xmlns:cx1="http://schemas.microsoft.com/office/drawing/2015/9/8/chartex" xmlns:cx2="http://schemas.microsoft.com/office/drawing/2015/10/21/chartex" xmlns:cx3="http://schemas.microsoft.com/office/drawing/2016/5/9/chartex" xmlns:cx4="http://schemas.microsoft.com/office/drawing/2016/5/10/chartex" xmlns:cx5="http://schemas.microsoft.com/office/drawing/2016/5/11/chartex" xmlns:cx6="http://schemas.microsoft.com/office/drawing/2016/5/12/chartex" xmlns:cx7="http://schemas.microsoft.com/office/drawing/2016/5/13/chartex" xmlns:cx8="http://schemas.microsoft.com/office/drawing/2016/5/14/chartex" xmlns:mc="http://schemas.openxmlformats.org/markup-compatibility/2006" xmlns:aink="http://schemas.microsoft.com/office/drawing/2016/ink" xmlns:am3d="http://schemas.microsoft.com/office/drawing/2017/model3d" xmlns:o="urn:schemas-microsoft-com:office:office" xmlns:oel="http://schemas.microsoft.com/office/2019/extlst" xmlns:r="http://schemas.openxmlformats.org/officeDocument/2006/relationships" xmlns:m="http://schemas.openxmlformats.org/officeDocument/2006/math" xmlns:v="urn:schemas-microsoft-com:vml" xmlns:wp14="http://schemas.microsoft.com/office/word/2010/wordprocessingDrawing" xmlns:wp="http://schemas.openxmlformats.org/drawingml/2006/wordprocessingDrawing" xmlns:w10="urn:schemas-microsoft-com:office:word" xmlns:w="http://schemas.openxmlformats.org/wordprocessingml/2006/main" xmlns:w14="http://schemas.microsoft.com/office/word/2010/wordml" xmlns:w15="http://schemas.microsoft.com/office/word/2012/wordml" xmlns:w16cex="http://schemas.microsoft.com/office/word/2018/wordml/cex" xmlns:w16cid="http://schemas.microsoft.com/office/word/2016/wordml/cid" xmlns:w16="http://schemas.microsoft.com/office/word/2018/wordml" xmlns:w16du="http://schemas.microsoft.com/office/word/2023/wordml/word16du" xmlns:w16sdtdh="http://schemas.microsoft.com/office/word/2020/wordml/sdtdatahash" xmlns:w16sdtfl="http://schemas.microsoft.com/office/word/2024/wordml/sdtformatlock" xmlns:w16se="http://schemas.microsoft.com/office/word/2015/wordml/symex" xmlns:wpg="http://schemas.microsoft.com/office/word/2010/wordprocessingGroup" xmlns:wpi="http://schemas.microsoft.com/office/word/2010/wordprocessingInk" xmlns:wne="http://schemas.microsoft.com/office/word/2006/wordml" xmlns:wps="http://schemas.microsoft.com/office/word/2010/wordprocessingShape" mc:Ignorable="w14 w15 w16se w16cid w16 w16cex w16sdtdh w16sdtfl w16du wp14">
+<w:document xmlns:wpc="http://schemas.microsoft.com/office/word/2010/wordprocessingCanvas" xmlns:cx="http://schemas.microsoft.com/office/drawing/2014/chartex" xmlns:cx1="http://schemas.microsoft.com/office/drawing/2015/9/8/chartex" xmlns:cx2="http://schemas.microsoft.com/office/drawing/2015/10/21/chartex" xmlns:cx3="http://schemas.microsoft.com/office/drawing/2016/5/9/chartex" xmlns:cx4="http://schemas.microsoft.com/office/drawing/2016/5/10/chartex" xmlns:cx5="http://schemas.microsoft.com/office/drawing/2016/5/11/chartex" xmlns:cx6="http://schemas.microsoft.com/office/drawing/2016/5/12/chartex" xmlns:cx7="http://schemas.microsoft.com/office/drawing/2016/5/13/chartex" xmlns:cx8="http://schemas.microsoft.com/office/drawing/2016/5/14/chartex" xmlns:mc="http://schemas.openxmlformats.org/markup-compatibility/2006" xmlns:aink="http://schemas.microsoft.com/office/drawing/2016/ink" xmlns:am3d="http://schemas.microsoft.com/office/drawing/2017/model3d" xmlns:o="urn:schemas-microsoft-com:office:office" xmlns:oel="http://schemas.microsoft.com/office/2019/extlst" xmlns:r="http://schemas.openxmlformats.org/officeDocument/2006/relationships" xmlns:m="http://schemas.openxmlformats.org/officeDocument/2006/math" xmlns:v="urn:schemas-microsoft-com:vml" xmlns:wp14="http://schemas.microsoft.com/office/word/2010/wordprocessingDrawing" xmlns:wp="http://schemas.openxmlformats.org/drawingml/2006/wordprocessingDrawing" xmlns:w10="urn:schemas-microsoft-com:office:word" xmlns:w="http://schemas.openxmlformats.org/wordprocessingml/2006/main" xmlns:w14="http://schemas.microsoft.com/office/word/2010/wordml" xmlns:w15="http://schemas.microsoft.com/office/word/2012/wordml" xmlns:w16cei="http://schemas.microsoft.com/office/word/2026/wordml/cei" xmlns:w16cex="http://schemas.microsoft.com/office/word/2018/wordml/cex" xmlns:w16cid="http://schemas.microsoft.com/office/word/2016/wordml/cid" xmlns:w16="http://schemas.microsoft.com/office/word/2018/wordml" xmlns:w16du="http://schemas.microsoft.com/office/word/2023/wordml/word16du" xmlns:w16sdtdh="http://schemas.microsoft.com/office/word/2020/wordml/sdtdatahash" xmlns:w16sdtfl="http://schemas.microsoft.com/office/word/2024/wordml/sdtformatlock" xmlns:w16se="http://schemas.microsoft.com/office/word/2015/wordml/symex" xmlns:wpg="http://schemas.microsoft.com/office/word/2010/wordprocessingGroup" xmlns:wpi="http://schemas.microsoft.com/office/word/2010/wordprocessingInk" xmlns:wne="http://schemas.microsoft.com/office/word/2006/wordml" xmlns:wps="http://schemas.microsoft.com/office/word/2010/wordprocessingShape" mc:Ignorable="w14 w15 w16se w16cid w16 w16cex w16sdtdh w16sdtfl w16du wp14">
   <w:body>
     <w:p>
       <w:r>
@@ -103,6 +103,78 @@
     </w:p>
     <w:p>
       <w:pPr>
+        <w:ind w:left="720"/>
+      </w:pPr>
+      <w:r>
+        <w:rPr>
+          <w:noProof/>
+        </w:rPr>
+        <w:drawing>
+          <wp:inline distT="0" distB="0" distL="0" distR="0" wp14:anchorId="62536A47" wp14:editId="1BBE40FF">
+            <wp:extent cx="1623833" cy="3608602"/>
+            <wp:effectExtent l="0" t="0" r="0" b="0"/>
+            <wp:docPr id="1972125331" name="Immagine 2"/>
+            <wp:cNvGraphicFramePr>
+              <a:graphicFrameLocks xmlns:a="http://schemas.openxmlformats.org/drawingml/2006/main" noChangeAspect="1"/>
+            </wp:cNvGraphicFramePr>
+            <a:graphic xmlns:a="http://schemas.openxmlformats.org/drawingml/2006/main">
+              <a:graphicData uri="http://schemas.openxmlformats.org/drawingml/2006/picture">
+                <pic:pic xmlns:pic="http://schemas.openxmlformats.org/drawingml/2006/picture">
+                  <pic:nvPicPr>
+                    <pic:cNvPr id="1972125331" name="Immagine 1972125331"/>
+                    <pic:cNvPicPr/>
+                  </pic:nvPicPr>
+                  <pic:blipFill>
+                    <a:blip r:embed="rId5" cstate="print">
+                      <a:extLst>
+                        <a:ext uri="{28A0092B-C50C-407E-A947-70E740481C1C}">
+                          <a14:useLocalDpi xmlns:a14="http://schemas.microsoft.com/office/drawing/2010/main" val="0"/>
+                        </a:ext>
+                      </a:extLst>
+                    </a:blip>
+                    <a:stretch>
+                      <a:fillRect/>
+                    </a:stretch>
+                  </pic:blipFill>
+                  <pic:spPr>
+                    <a:xfrm>
+                      <a:off x="0" y="0"/>
+                      <a:ext cx="1661413" cy="3692114"/>
+                    </a:xfrm>
+                    <a:prstGeom prst="rect">
+                      <a:avLst/>
+                    </a:prstGeom>
+                  </pic:spPr>
+                </pic:pic>
+              </a:graphicData>
+            </a:graphic>
+          </wp:inline>
+        </w:drawing>
+      </w:r>
+    </w:p>
+    <w:p>
+      <w:pPr>
+        <w:ind w:left="720"/>
+      </w:pPr>
+      <w:r>
+        <w:t>[</w:t>
+      </w:r>
+      <w:proofErr w:type="spellStart"/>
+      <w:r>
+        <w:t>SPLIT_</w:t>
+      </w:r>
+      <w:proofErr w:type="gramStart"/>
+      <w:r>
+        <w:t>BLOCK:san_benedetto_galliera.jpg</w:t>
+      </w:r>
+      <w:proofErr w:type="spellEnd"/>
+      <w:proofErr w:type="gramEnd"/>
+      <w:r>
+        <w:t>]</w:t>
+      </w:r>
+    </w:p>
+    <w:p>
+      <w:pPr>
         <w:numPr>
           <w:ilvl w:val="0"/>
           <w:numId w:val="1"/>
@@ -151,6 +223,79 @@
     </w:p>
     <w:p>
       <w:pPr>
+        <w:ind w:left="360"/>
+      </w:pPr>
+      <w:r>
+        <w:rPr>
+          <w:noProof/>
+        </w:rPr>
+        <w:lastRenderedPageBreak/>
+        <w:drawing>
+          <wp:inline distT="0" distB="0" distL="0" distR="0" wp14:anchorId="1B8E6167" wp14:editId="562D1985">
+            <wp:extent cx="2479431" cy="4053973"/>
+            <wp:effectExtent l="0" t="0" r="0" b="3810"/>
+            <wp:docPr id="1798944448" name="Immagine 3"/>
+            <wp:cNvGraphicFramePr>
+              <a:graphicFrameLocks xmlns:a="http://schemas.openxmlformats.org/drawingml/2006/main" noChangeAspect="1"/>
+            </wp:cNvGraphicFramePr>
+            <a:graphic xmlns:a="http://schemas.openxmlformats.org/drawingml/2006/main">
+              <a:graphicData uri="http://schemas.openxmlformats.org/drawingml/2006/picture">
+                <pic:pic xmlns:pic="http://schemas.openxmlformats.org/drawingml/2006/picture">
+                  <pic:nvPicPr>
+                    <pic:cNvPr id="1798944448" name="Immagine 1798944448"/>
+                    <pic:cNvPicPr/>
+                  </pic:nvPicPr>
+                  <pic:blipFill>
+                    <a:blip r:embed="rId6" cstate="print">
+                      <a:extLst>
+                        <a:ext uri="{28A0092B-C50C-407E-A947-70E740481C1C}">
+                          <a14:useLocalDpi xmlns:a14="http://schemas.microsoft.com/office/drawing/2010/main" val="0"/>
+                        </a:ext>
+                      </a:extLst>
+                    </a:blip>
+                    <a:stretch>
+                      <a:fillRect/>
+                    </a:stretch>
+                  </pic:blipFill>
+                  <pic:spPr>
+                    <a:xfrm>
+                      <a:off x="0" y="0"/>
+                      <a:ext cx="2509659" cy="4103397"/>
+                    </a:xfrm>
+                    <a:prstGeom prst="rect">
+                      <a:avLst/>
+                    </a:prstGeom>
+                  </pic:spPr>
+                </pic:pic>
+              </a:graphicData>
+            </a:graphic>
+          </wp:inline>
+        </w:drawing>
+      </w:r>
+    </w:p>
+    <w:p>
+      <w:pPr>
+        <w:ind w:left="360"/>
+      </w:pPr>
+      <w:r>
+        <w:t>[</w:t>
+      </w:r>
+      <w:proofErr w:type="spellStart"/>
+      <w:r>
+        <w:t>SPLIT_</w:t>
+      </w:r>
+      <w:proofErr w:type="gramStart"/>
+      <w:r>
+        <w:t>BLOCK:san_benedetto_indipendenza.jpg</w:t>
+      </w:r>
+      <w:proofErr w:type="spellEnd"/>
+      <w:proofErr w:type="gramEnd"/>
+      <w:r>
+        <w:t>]</w:t>
+      </w:r>
+    </w:p>
+    <w:p>
+      <w:pPr>
         <w:numPr>
           <w:ilvl w:val="0"/>
           <w:numId w:val="1"/>
@@ -171,36 +316,18 @@
           <w:b/>
           <w:bCs/>
         </w:rPr>
-        <w:t xml:space="preserve">Giacomo </w:t>
-      </w:r>
-      <w:proofErr w:type="spellStart"/>
+        <w:t>Giacomo Cavedoni</w:t>
+      </w:r>
+      <w:r>
+        <w:t>, </w:t>
+      </w:r>
       <w:r>
         <w:rPr>
           <w:b/>
           <w:bCs/>
         </w:rPr>
-        <w:t>Cavedoni</w:t>
-      </w:r>
-      <w:proofErr w:type="spellEnd"/>
-      <w:r>
-        <w:t>, </w:t>
-      </w:r>
-      <w:r>
-        <w:rPr>
-          <w:b/>
-          <w:bCs/>
-        </w:rPr>
-        <w:t xml:space="preserve">Alessandro </w:t>
-      </w:r>
-      <w:proofErr w:type="spellStart"/>
-      <w:r>
-        <w:rPr>
-          <w:b/>
-          <w:bCs/>
-        </w:rPr>
-        <w:t>Tiarini</w:t>
-      </w:r>
-      <w:proofErr w:type="spellEnd"/>
+        <w:t>Alessandro Tiarini</w:t>
+      </w:r>
       <w:r>
         <w:t> e </w:t>
       </w:r>
@@ -219,319 +346,202 @@
       <w:r>
         <w:t>In sintesi, l'aspetto attuale della chiesa è il risultato della ricostruzione seicentesca e del radicale riorientamento di fine Ottocento, quando fu "girata" per affacciarsi sulla moderna Via Indipendenza.</w:t>
       </w:r>
-    </w:p>
-    <w:p>
-      <w:pPr>
+      <w:r>
+        <w:br/>
+      </w:r>
+      <w:r>
+        <w:br/>
+      </w:r>
+      <w:r>
         <w:rPr>
           <w:b/>
           <w:bCs/>
         </w:rPr>
-      </w:pPr>
-      <w:r>
-        <w:rPr>
-          <w:b/>
-          <w:bCs/>
-        </w:rPr>
-        <w:t>Fonti Storiche per la Chiesa di San Benedetto</w:t>
-      </w:r>
-    </w:p>
-    <w:p>
-      <w:r>
-        <w:t> </w:t>
-      </w:r>
-    </w:p>
-    <w:p>
-      <w:pPr>
-        <w:numPr>
-          <w:ilvl w:val="0"/>
-          <w:numId w:val="2"/>
-        </w:numPr>
-      </w:pPr>
-      <w:r>
-        <w:rPr>
-          <w:b/>
-          <w:bCs/>
-        </w:rPr>
-        <w:t>Fonti di Toponomastica e Storia Urbana di Bologna:</w:t>
-      </w:r>
-    </w:p>
-    <w:p>
-      <w:pPr>
-        <w:numPr>
-          <w:ilvl w:val="1"/>
-          <w:numId w:val="2"/>
-        </w:numPr>
-      </w:pPr>
-      <w:r>
-        <w:rPr>
-          <w:b/>
-          <w:bCs/>
-        </w:rPr>
-        <w:t>Archivi e Studi sulla Storia di Via Indipendenza:</w:t>
-      </w:r>
-      <w:r>
-        <w:t> Questi documenti (spesso legati all'Archivio di Stato o alla Biblioteca dell'Archiginnasio) sono cruciali per datare con precisione la grande trasformazione del </w:t>
-      </w:r>
-      <w:r>
-        <w:rPr>
-          <w:b/>
-          <w:bCs/>
-        </w:rPr>
-        <w:t>1892</w:t>
-      </w:r>
-      <w:r>
-        <w:t>, l'anno in cui la chiesa fu </w:t>
-      </w:r>
-      <w:r>
-        <w:rPr>
-          <w:b/>
-          <w:bCs/>
-        </w:rPr>
-        <w:t>"girata"</w:t>
-      </w:r>
-      <w:r>
-        <w:t> e la facciata riorientata per affacciarsi sulla neonata Via Indipendenza.</w:t>
-      </w:r>
-    </w:p>
-    <w:p>
-      <w:pPr>
-        <w:numPr>
-          <w:ilvl w:val="1"/>
-          <w:numId w:val="2"/>
-        </w:numPr>
-      </w:pPr>
-      <w:r>
-        <w:rPr>
-          <w:b/>
-          <w:bCs/>
-        </w:rPr>
-        <w:t>Studi sulle Chiese Bolognesi:</w:t>
-      </w:r>
-      <w:r>
-        <w:t> Testi accademici e monografie che ne attestano le </w:t>
-      </w:r>
-      <w:r>
-        <w:rPr>
-          <w:b/>
-          <w:bCs/>
-        </w:rPr>
-        <w:t>origini nel XIII secolo</w:t>
-      </w:r>
-      <w:r>
-        <w:t> e la successiva </w:t>
-      </w:r>
-      <w:r>
-        <w:rPr>
-          <w:b/>
-          <w:bCs/>
-        </w:rPr>
-        <w:t>ricostruzione seicentesca</w:t>
-      </w:r>
-      <w:r>
-        <w:t> (datata </w:t>
-      </w:r>
-      <w:r>
-        <w:rPr>
-          <w:b/>
-          <w:bCs/>
-        </w:rPr>
-        <w:t>1606</w:t>
-      </w:r>
-      <w:r>
-        <w:t>), specificando il ruolo dell'architetto </w:t>
-      </w:r>
-      <w:r>
-        <w:rPr>
-          <w:b/>
-          <w:bCs/>
-        </w:rPr>
-        <w:t>Giovanni Battista Ballerini</w:t>
-      </w:r>
-      <w:r>
-        <w:t>.</w:t>
-      </w:r>
-    </w:p>
-    <w:p>
-      <w:pPr>
-        <w:numPr>
-          <w:ilvl w:val="0"/>
-          <w:numId w:val="2"/>
-        </w:numPr>
-      </w:pPr>
-      <w:r>
-        <w:rPr>
-          <w:b/>
-          <w:bCs/>
-        </w:rPr>
-        <w:t>Fonti di Storia dell'Arte e Architettura Bolognese:</w:t>
-      </w:r>
-    </w:p>
-    <w:p>
-      <w:pPr>
-        <w:numPr>
-          <w:ilvl w:val="1"/>
-          <w:numId w:val="2"/>
-        </w:numPr>
-      </w:pPr>
-      <w:r>
-        <w:rPr>
-          <w:b/>
-          <w:bCs/>
-        </w:rPr>
-        <w:lastRenderedPageBreak/>
-        <w:t>Guide e Cataloghi d'Arte:</w:t>
-      </w:r>
-      <w:r>
-        <w:t> Per l'elenco delle opere interne e degli artisti. Queste fonti confermano la presenza di dipinti di maestri del barocco e del manierismo, come </w:t>
-      </w:r>
-      <w:r>
-        <w:rPr>
-          <w:b/>
-          <w:bCs/>
-        </w:rPr>
-        <w:t xml:space="preserve">Giacomo </w:t>
-      </w:r>
-      <w:proofErr w:type="spellStart"/>
-      <w:r>
-        <w:rPr>
-          <w:b/>
-          <w:bCs/>
-        </w:rPr>
-        <w:t>Cavedoni</w:t>
-      </w:r>
-      <w:proofErr w:type="spellEnd"/>
-      <w:r>
-        <w:t>, </w:t>
-      </w:r>
-      <w:r>
-        <w:rPr>
-          <w:b/>
-          <w:bCs/>
-        </w:rPr>
-        <w:t xml:space="preserve">Alessandro </w:t>
-      </w:r>
-      <w:proofErr w:type="spellStart"/>
-      <w:r>
-        <w:rPr>
-          <w:b/>
-          <w:bCs/>
-        </w:rPr>
-        <w:t>Tiarini</w:t>
-      </w:r>
-      <w:proofErr w:type="spellEnd"/>
-      <w:r>
-        <w:t> e </w:t>
-      </w:r>
-      <w:r>
-        <w:rPr>
-          <w:b/>
-          <w:bCs/>
-        </w:rPr>
-        <w:t>Lucio Massari</w:t>
-      </w:r>
-      <w:r>
-        <w:t>.</w:t>
-      </w:r>
-    </w:p>
-    <w:p>
-      <w:pPr>
-        <w:numPr>
-          <w:ilvl w:val="1"/>
-          <w:numId w:val="2"/>
-        </w:numPr>
-      </w:pPr>
-      <w:r>
-        <w:rPr>
-          <w:b/>
-          <w:bCs/>
-        </w:rPr>
-        <w:t>Testi sui Complessi Religiosi:</w:t>
-      </w:r>
-      <w:r>
-        <w:t> Per identificare l'Ordine che la gestiva, ovvero i </w:t>
-      </w:r>
-      <w:r>
-        <w:rPr>
-          <w:b/>
-          <w:bCs/>
-        </w:rPr>
-        <w:t>Frati Minimi di San Francesco di Paola</w:t>
-      </w:r>
-      <w:r>
-        <w:t> (i "Paolotti").</w:t>
-      </w:r>
-    </w:p>
-    <w:p>
-      <w:pPr>
-        <w:numPr>
-          <w:ilvl w:val="0"/>
-          <w:numId w:val="2"/>
-        </w:numPr>
-      </w:pPr>
-      <w:r>
-        <w:rPr>
-          <w:b/>
-          <w:bCs/>
-        </w:rPr>
-        <w:t>Siti Istituzionali e Portali Culturali (Web):</w:t>
-      </w:r>
-    </w:p>
-    <w:p>
-      <w:pPr>
-        <w:numPr>
-          <w:ilvl w:val="1"/>
-          <w:numId w:val="2"/>
-        </w:numPr>
-      </w:pPr>
-      <w:r>
-        <w:rPr>
-          <w:b/>
-          <w:bCs/>
-        </w:rPr>
-        <w:t>Portali Ufficiali di Turismo e Cultura del Comune di Bologna (es. </w:t>
-      </w:r>
-      <w:r>
-        <w:rPr>
-          <w:b/>
-          <w:bCs/>
-          <w:i/>
-          <w:iCs/>
-        </w:rPr>
-        <w:t>Bologna Welcome</w:t>
-      </w:r>
-      <w:r>
-        <w:rPr>
-          <w:b/>
-          <w:bCs/>
-        </w:rPr>
-        <w:t> o </w:t>
-      </w:r>
-      <w:r>
-        <w:rPr>
-          <w:b/>
-          <w:bCs/>
-          <w:i/>
-          <w:iCs/>
-        </w:rPr>
-        <w:t>Storia e Memoria di Bologna</w:t>
-      </w:r>
-      <w:r>
-        <w:rPr>
-          <w:b/>
-          <w:bCs/>
-        </w:rPr>
-        <w:t>):</w:t>
-      </w:r>
-      <w:r>
-        <w:t> Questi siti riassumono e validano i dati storici chiave (XIII secolo, ricostruzione seicentesca, riorientamento di fine Ottocento) per la fruizione pubblica.</w:t>
-      </w:r>
-    </w:p>
-    <w:p>
-      <w:r>
-        <w:t>In sintesi, le informazioni derivano dalla concordanza di dati presenti in archivi storici, studi di storia dell'arte e fonti istituzionali che tracciano l'evoluzione di questo importante luogo di culto bolognese.</w:t>
+        <w:t>Curiosità e Aneddoti:</w:t>
+      </w:r>
+      <w:r>
+        <w:t xml:space="preserve"> Oltre alla sua rilevanza architettonica, la chiesa custodisce storie singolari. La trasformazione del 1892 rappresentò un vero e proprio "ribaltamento" urbanistico: l'originario ingresso su Via Galliera divenne la parete di fondo dell'altare, mentre l'abside fu demolita per far spazio alla nuova facciata su Via Indipendenza. Inoltre, il complesso era storicamente gestito dai Frati Minimi (detti "Paolotti"), famosi a Bologna per la loro rigida regola alimentare che vietava carne e derivati, costringendoli a inventare ingegnose ricette di magro nel cuore della città gastronomica per eccellenza. Nonostante i gravissimi bombardamenti che colpirono la zona nel 1943, le preziose tele interne si salvarono miracolosamente.</w:t>
       </w:r>
     </w:p>
     <w:p/>
+    <w:p>
+      <w:r>
+        <w:rPr>
+          <w:rFonts w:ascii="Arial" w:hAnsi="Arial"/>
+          <w:b/>
+          <w:color w:val="1A365D"/>
+          <w:sz w:val="26"/>
+        </w:rPr>
+        <w:t>Tabella delle Fonti e Certificazione</w:t>
+      </w:r>
+    </w:p>
+    <w:tbl>
+      <w:tblPr>
+        <w:tblW w:type="auto" w:w="0"/>
+        <w:jc w:val="center"/>
+        <w:tblLook w:firstColumn="1" w:firstRow="1" w:lastColumn="0" w:lastRow="0" w:noHBand="0" w:noVBand="1" w:val="04A0"/>
+      </w:tblPr>
+      <w:tblGrid>
+        <w:gridCol w:w="4819"/>
+        <w:gridCol w:w="4819"/>
+      </w:tblGrid>
+      <w:tr>
+        <w:tc>
+          <w:tcPr>
+            <w:tcW w:type="dxa" w:w="4819"/>
+            <w:shd w:fill="1A365D"/>
+          </w:tcPr>
+          <w:p>
+            <w:r>
+              <w:rPr>
+                <w:rFonts w:ascii="Arial" w:hAnsi="Arial"/>
+                <w:b/>
+                <w:color w:val="FFFFFF"/>
+                <w:sz w:val="20"/>
+              </w:rPr>
+              <w:t>Affermazione del testo</w:t>
+            </w:r>
+          </w:p>
+        </w:tc>
+        <w:tc>
+          <w:tcPr>
+            <w:tcW w:type="dxa" w:w="4819"/>
+            <w:shd w:fill="1A365D"/>
+          </w:tcPr>
+          <w:p>
+            <w:r>
+              <w:rPr>
+                <w:rFonts w:ascii="Arial" w:hAnsi="Arial"/>
+                <w:b/>
+                <w:color w:val="FFFFFF"/>
+                <w:sz w:val="20"/>
+              </w:rPr>
+              <w:t>Fonte Certificata</w:t>
+            </w:r>
+          </w:p>
+        </w:tc>
+      </w:tr>
+      <w:tr>
+        <w:tc>
+          <w:tcPr>
+            <w:tcW w:type="dxa" w:w="4819"/>
+          </w:tcPr>
+          <w:p>
+            <w:r>
+              <w:rPr>
+                <w:rFonts w:ascii="Arial" w:hAnsi="Arial"/>
+                <w:sz w:val="19"/>
+              </w:rPr>
+              <w:t>Le origini della Chiesa di San Benedetto risalgono al XIII secolo (citata nel 1202 come parrocchia), riedificata nel 1606 su progetto di Giovanni Battista Ballerini.</w:t>
+            </w:r>
+          </w:p>
+        </w:tc>
+        <w:tc>
+          <w:tcPr>
+            <w:tcW w:type="dxa" w:w="4819"/>
+          </w:tcPr>
+          <w:p>
+            <w:r>
+              <w:rPr>
+                <w:rFonts w:ascii="Arial" w:hAnsi="Arial"/>
+                <w:sz w:val="19"/>
+              </w:rPr>
+              <w:t>Bologna Online / Biblioteca Salaborsa</w:t>
+            </w:r>
+          </w:p>
+        </w:tc>
+      </w:tr>
+      <w:tr>
+        <w:tc>
+          <w:tcPr>
+            <w:tcW w:type="dxa" w:w="4819"/>
+          </w:tcPr>
+          <w:p>
+            <w:r>
+              <w:rPr>
+                <w:rFonts w:ascii="Arial" w:hAnsi="Arial"/>
+                <w:sz w:val="19"/>
+              </w:rPr>
+              <w:t>Con l'apertura di Via Indipendenza nel 1892, l'orientamento della chiesa fu invertito: l'ingresso originario su via Galliera divenne la parete di fondo dell'altare e l'abside fu trasformata nella nuova facciata con portico.</w:t>
+            </w:r>
+          </w:p>
+        </w:tc>
+        <w:tc>
+          <w:tcPr>
+            <w:tcW w:type="dxa" w:w="4819"/>
+          </w:tcPr>
+          <w:p>
+            <w:r>
+              <w:rPr>
+                <w:rFonts w:ascii="Arial" w:hAnsi="Arial"/>
+                <w:sz w:val="19"/>
+              </w:rPr>
+              <w:t>Archivio Storico del Comune di Bologna / Cartografia Storica</w:t>
+            </w:r>
+          </w:p>
+        </w:tc>
+      </w:tr>
+      <w:tr>
+        <w:tc>
+          <w:tcPr>
+            <w:tcW w:type="dxa" w:w="4819"/>
+          </w:tcPr>
+          <w:p>
+            <w:r>
+              <w:rPr>
+                <w:rFonts w:ascii="Arial" w:hAnsi="Arial"/>
+                <w:sz w:val="19"/>
+              </w:rPr>
+              <w:t>La chiesa fu officiata dal 1529 dai Frati Minimi di San Francesco di Paola (detti "Paolotti"), noti per la rigida regola di astinenza alimentare.</w:t>
+            </w:r>
+          </w:p>
+        </w:tc>
+        <w:tc>
+          <w:tcPr>
+            <w:tcW w:type="dxa" w:w="4819"/>
+          </w:tcPr>
+          <w:p>
+            <w:r>
+              <w:rPr>
+                <w:rFonts w:ascii="Arial" w:hAnsi="Arial"/>
+                <w:sz w:val="19"/>
+              </w:rPr>
+              <w:t>Dizionario Storico-Religioso di Bologna</w:t>
+            </w:r>
+          </w:p>
+        </w:tc>
+      </w:tr>
+      <w:tr>
+        <w:tc>
+          <w:tcPr>
+            <w:tcW w:type="dxa" w:w="4819"/>
+          </w:tcPr>
+          <w:p>
+            <w:r>
+              <w:rPr>
+                <w:rFonts w:ascii="Arial" w:hAnsi="Arial"/>
+                <w:sz w:val="19"/>
+              </w:rPr>
+              <w:t>L'interno a navata unica conserva importanti dipinti del manierismo e barocco bolognese di artisti quali Giacomo Cavedoni, Alessandro Tiarini e Lucio Massari, scampati ai bombardamenti del 1943.</w:t>
+            </w:r>
+          </w:p>
+        </w:tc>
+        <w:tc>
+          <w:tcPr>
+            <w:tcW w:type="dxa" w:w="4819"/>
+          </w:tcPr>
+          <w:p>
+            <w:r>
+              <w:rPr>
+                <w:rFonts w:ascii="Arial" w:hAnsi="Arial"/>
+                <w:sz w:val="19"/>
+              </w:rPr>
+              <w:t>Ministero della Cultura - Soprintendenza Beni Artistici di Bologna</w:t>
+            </w:r>
+          </w:p>
+        </w:tc>
+      </w:tr>
+    </w:tbl>
     <w:sectPr>
       <w:pgSz w:w="11906" w:h="16838"/>
       <w:pgMar w:top="1417" w:right="1134" w:bottom="1134" w:left="1134" w:header="708" w:footer="708" w:gutter="0"/>
@@ -543,7 +553,7 @@
 </file>
 
 <file path=word/numbering.xml><?xml version="1.0" encoding="utf-8"?>
-<w:numbering xmlns:wpc="http://schemas.microsoft.com/office/word/2010/wordprocessingCanvas" xmlns:cx="http://schemas.microsoft.com/office/drawing/2014/chartex" xmlns:cx1="http://schemas.microsoft.com/office/drawing/2015/9/8/chartex" xmlns:cx2="http://schemas.microsoft.com/office/drawing/2015/10/21/chartex" xmlns:cx3="http://schemas.microsoft.com/office/drawing/2016/5/9/chartex" xmlns:cx4="http://schemas.microsoft.com/office/drawing/2016/5/10/chartex" xmlns:cx5="http://schemas.microsoft.com/office/drawing/2016/5/11/chartex" xmlns:cx6="http://schemas.microsoft.com/office/drawing/2016/5/12/chartex" xmlns:cx7="http://schemas.microsoft.com/office/drawing/2016/5/13/chartex" xmlns:cx8="http://schemas.microsoft.com/office/drawing/2016/5/14/chartex" xmlns:mc="http://schemas.openxmlformats.org/markup-compatibility/2006" xmlns:aink="http://schemas.microsoft.com/office/drawing/2016/ink" xmlns:am3d="http://schemas.microsoft.com/office/drawing/2017/model3d" xmlns:o="urn:schemas-microsoft-com:office:office" xmlns:oel="http://schemas.microsoft.com/office/2019/extlst" xmlns:r="http://schemas.openxmlformats.org/officeDocument/2006/relationships" xmlns:m="http://schemas.openxmlformats.org/officeDocument/2006/math" xmlns:v="urn:schemas-microsoft-com:vml" xmlns:wp14="http://schemas.microsoft.com/office/word/2010/wordprocessingDrawing" xmlns:wp="http://schemas.openxmlformats.org/drawingml/2006/wordprocessingDrawing" xmlns:w10="urn:schemas-microsoft-com:office:word" xmlns:w="http://schemas.openxmlformats.org/wordprocessingml/2006/main" xmlns:w14="http://schemas.microsoft.com/office/word/2010/wordml" xmlns:w15="http://schemas.microsoft.com/office/word/2012/wordml" xmlns:w16cex="http://schemas.microsoft.com/office/word/2018/wordml/cex" xmlns:w16cid="http://schemas.microsoft.com/office/word/2016/wordml/cid" xmlns:w16="http://schemas.microsoft.com/office/word/2018/wordml" xmlns:w16du="http://schemas.microsoft.com/office/word/2023/wordml/word16du" xmlns:w16sdtdh="http://schemas.microsoft.com/office/word/2020/wordml/sdtdatahash" xmlns:w16sdtfl="http://schemas.microsoft.com/office/word/2024/wordml/sdtformatlock" xmlns:w16se="http://schemas.microsoft.com/office/word/2015/wordml/symex" xmlns:wpg="http://schemas.microsoft.com/office/word/2010/wordprocessingGroup" xmlns:wpi="http://schemas.microsoft.com/office/word/2010/wordprocessingInk" xmlns:wne="http://schemas.microsoft.com/office/word/2006/wordml" xmlns:wps="http://schemas.microsoft.com/office/word/2010/wordprocessingShape" mc:Ignorable="w14 w15 w16se w16cid w16 w16cex w16sdtdh w16sdtfl w16du wp14">
+<w:numbering xmlns:wpc="http://schemas.microsoft.com/office/word/2010/wordprocessingCanvas" xmlns:cx="http://schemas.microsoft.com/office/drawing/2014/chartex" xmlns:cx1="http://schemas.microsoft.com/office/drawing/2015/9/8/chartex" xmlns:cx2="http://schemas.microsoft.com/office/drawing/2015/10/21/chartex" xmlns:cx3="http://schemas.microsoft.com/office/drawing/2016/5/9/chartex" xmlns:cx4="http://schemas.microsoft.com/office/drawing/2016/5/10/chartex" xmlns:cx5="http://schemas.microsoft.com/office/drawing/2016/5/11/chartex" xmlns:cx6="http://schemas.microsoft.com/office/drawing/2016/5/12/chartex" xmlns:cx7="http://schemas.microsoft.com/office/drawing/2016/5/13/chartex" xmlns:cx8="http://schemas.microsoft.com/office/drawing/2016/5/14/chartex" xmlns:mc="http://schemas.openxmlformats.org/markup-compatibility/2006" xmlns:aink="http://schemas.microsoft.com/office/drawing/2016/ink" xmlns:am3d="http://schemas.microsoft.com/office/drawing/2017/model3d" xmlns:o="urn:schemas-microsoft-com:office:office" xmlns:oel="http://schemas.microsoft.com/office/2019/extlst" xmlns:r="http://schemas.openxmlformats.org/officeDocument/2006/relationships" xmlns:m="http://schemas.openxmlformats.org/officeDocument/2006/math" xmlns:v="urn:schemas-microsoft-com:vml" xmlns:wp14="http://schemas.microsoft.com/office/word/2010/wordprocessingDrawing" xmlns:wp="http://schemas.openxmlformats.org/drawingml/2006/wordprocessingDrawing" xmlns:w10="urn:schemas-microsoft-com:office:word" xmlns:w="http://schemas.openxmlformats.org/wordprocessingml/2006/main" xmlns:w14="http://schemas.microsoft.com/office/word/2010/wordml" xmlns:w15="http://schemas.microsoft.com/office/word/2012/wordml" xmlns:w16cei="http://schemas.microsoft.com/office/word/2026/wordml/cei" xmlns:w16cex="http://schemas.microsoft.com/office/word/2018/wordml/cex" xmlns:w16cid="http://schemas.microsoft.com/office/word/2016/wordml/cid" xmlns:w16="http://schemas.microsoft.com/office/word/2018/wordml" xmlns:w16du="http://schemas.microsoft.com/office/word/2023/wordml/word16du" xmlns:w16sdtdh="http://schemas.microsoft.com/office/word/2020/wordml/sdtdatahash" xmlns:w16sdtfl="http://schemas.microsoft.com/office/word/2024/wordml/sdtformatlock" xmlns:w16se="http://schemas.microsoft.com/office/word/2015/wordml/symex" xmlns:wpg="http://schemas.microsoft.com/office/word/2010/wordprocessingGroup" xmlns:wpi="http://schemas.microsoft.com/office/word/2010/wordprocessingInk" xmlns:wne="http://schemas.microsoft.com/office/word/2006/wordml" xmlns:wps="http://schemas.microsoft.com/office/word/2010/wordprocessingShape" mc:Ignorable="w14 w15 w16se w16cid w16 w16cex w16sdtdh w16sdtfl w16du wp14">
   <w:abstractNum w:abstractNumId="0" w15:restartNumberingAfterBreak="0">
     <w:nsid w:val="32AA5296"/>
     <w:multiLevelType w:val="multilevel"/>
@@ -1247,7 +1257,6 @@
     <w:next w:val="Normale"/>
     <w:link w:val="Titolo2Carattere"/>
     <w:uiPriority w:val="9"/>
-    <w:semiHidden/>
     <w:unhideWhenUsed/>
     <w:qFormat/>
     <w:rsid w:val="00AD0C9C"/>
@@ -1422,6 +1431,7 @@
   <w:style w:type="character" w:default="1" w:styleId="Carpredefinitoparagrafo">
     <w:name w:val="Default Paragraph Font"/>
     <w:uiPriority w:val="1"/>
+    <w:semiHidden/>
     <w:unhideWhenUsed/>
   </w:style>
   <w:style w:type="table" w:default="1" w:styleId="Tabellanormale">
